--- a/SQL_DDL_Func_Dias_Yermekov_HW.docx
+++ b/SQL_DDL_Func_Dias_Yermekov_HW.docx
@@ -28,17 +28,211 @@
           <w:sz w:val="32"/>
           <w:szCs w:val="32"/>
         </w:rPr>
-        <w:t xml:space="preserve">What operations do the following functions perform: </w:t>
-      </w:r>
-      <w:proofErr w:type="spellStart"/>
-      <w:r>
-        <w:rPr>
-          <w:sz w:val="32"/>
-          <w:szCs w:val="32"/>
-        </w:rPr>
-        <w:t>film_in_stock</w:t>
-      </w:r>
-      <w:proofErr w:type="spellEnd"/>
+        <w:t>What operations do the following functions perform: film_in_stock, film_not_in_stock, inventory_in_stock, get_customer_balance, inventory_held_by_customer, rewards_report, last_day? You can find these functions in dvd_rental database.</w:t>
+      </w:r>
+    </w:p>
+    <w:p>
+      <w:pPr>
+        <w:rPr>
+          <w:sz w:val="32"/>
+          <w:szCs w:val="32"/>
+        </w:rPr>
+      </w:pPr>
+      <w:r>
+        <w:rPr>
+          <w:sz w:val="32"/>
+          <w:szCs w:val="32"/>
+        </w:rPr>
+        <w:t>Film_in_stock returns the count of currently available copies of the film.</w:t>
+      </w:r>
+    </w:p>
+    <w:p>
+      <w:pPr>
+        <w:rPr>
+          <w:sz w:val="32"/>
+          <w:szCs w:val="32"/>
+        </w:rPr>
+      </w:pPr>
+      <w:r>
+        <w:rPr>
+          <w:sz w:val="32"/>
+          <w:szCs w:val="32"/>
+        </w:rPr>
+        <w:t>Film_not_in_stock returns the count of unavailable copies of the film.</w:t>
+      </w:r>
+    </w:p>
+    <w:p>
+      <w:pPr>
+        <w:rPr>
+          <w:sz w:val="32"/>
+          <w:szCs w:val="32"/>
+        </w:rPr>
+      </w:pPr>
+      <w:r>
+        <w:rPr>
+          <w:sz w:val="32"/>
+          <w:szCs w:val="32"/>
+        </w:rPr>
+        <w:t>Inventory_in_stock checking is inventory available for rental if true we have it, if false its in rental.</w:t>
+      </w:r>
+    </w:p>
+    <w:p>
+      <w:pPr>
+        <w:rPr>
+          <w:sz w:val="32"/>
+          <w:szCs w:val="32"/>
+        </w:rPr>
+      </w:pPr>
+      <w:r>
+        <w:rPr>
+          <w:sz w:val="32"/>
+          <w:szCs w:val="32"/>
+        </w:rPr>
+        <w:t>get_customer_balance - calculates the amount of all customer payments up to the specified data.</w:t>
+      </w:r>
+    </w:p>
+    <w:p>
+      <w:pPr>
+        <w:rPr>
+          <w:sz w:val="32"/>
+          <w:szCs w:val="32"/>
+        </w:rPr>
+      </w:pPr>
+      <w:r>
+        <w:rPr>
+          <w:sz w:val="32"/>
+          <w:szCs w:val="32"/>
+        </w:rPr>
+        <w:t>inventory_held_by_customer</w:t>
+      </w:r>
+      <w:r>
+        <w:rPr>
+          <w:sz w:val="32"/>
+          <w:szCs w:val="32"/>
+        </w:rPr>
+        <w:t xml:space="preserve"> </w:t>
+      </w:r>
+      <w:r>
+        <w:rPr>
+          <w:sz w:val="32"/>
+          <w:szCs w:val="32"/>
+        </w:rPr>
+        <w:t>checks if inventory is rented by customer returns customer id if no returns null.</w:t>
+      </w:r>
+    </w:p>
+    <w:p>
+      <w:pPr>
+        <w:rPr>
+          <w:sz w:val="32"/>
+          <w:szCs w:val="32"/>
+        </w:rPr>
+      </w:pPr>
+      <w:r>
+        <w:rPr>
+          <w:sz w:val="32"/>
+          <w:szCs w:val="32"/>
+        </w:rPr>
+        <w:t xml:space="preserve">Rewards_report </w:t>
+      </w:r>
+      <w:r>
+        <w:rPr>
+          <w:sz w:val="32"/>
+          <w:szCs w:val="32"/>
+        </w:rPr>
+        <w:t>a report on the specified minimum data on purchases and invested money to reward customers, that is, this report makes it possible to find the most active customers.</w:t>
+      </w:r>
+    </w:p>
+    <w:p>
+      <w:pPr>
+        <w:rPr>
+          <w:sz w:val="32"/>
+          <w:szCs w:val="32"/>
+        </w:rPr>
+      </w:pPr>
+      <w:r>
+        <w:rPr>
+          <w:sz w:val="32"/>
+          <w:szCs w:val="32"/>
+        </w:rPr>
+        <w:t>Last_day returns the last day of the month</w:t>
+      </w:r>
+      <w:r>
+        <w:rPr>
+          <w:sz w:val="32"/>
+          <w:szCs w:val="32"/>
+        </w:rPr>
+        <w:t>.</w:t>
+      </w:r>
+    </w:p>
+    <w:p>
+      <w:pPr>
+        <w:rPr>
+          <w:sz w:val="32"/>
+          <w:szCs w:val="32"/>
+        </w:rPr>
+      </w:pPr>
+      <w:r>
+        <w:rPr>
+          <w:sz w:val="32"/>
+          <w:szCs w:val="32"/>
+        </w:rPr>
+        <w:t xml:space="preserve">2. </w:t>
+      </w:r>
+      <w:r>
+        <w:rPr>
+          <w:sz w:val="32"/>
+          <w:szCs w:val="32"/>
+        </w:rPr>
+        <w:t>Why does ‘rewards_report’ function return 0 rows? Correct and recreate the function, so that it's able to return rows properly.</w:t>
+      </w:r>
+    </w:p>
+    <w:p>
+      <w:pPr>
+        <w:rPr>
+          <w:sz w:val="32"/>
+          <w:szCs w:val="32"/>
+        </w:rPr>
+      </w:pPr>
+      <w:r>
+        <w:rPr>
+          <w:sz w:val="32"/>
+          <w:szCs w:val="32"/>
+        </w:rPr>
+        <w:t>The reason is in date, last purchases was 7 years ago, so replacing it with date from 2017 it will return rows.</w:t>
+      </w:r>
+    </w:p>
+    <w:p>
+      <w:pPr>
+        <w:rPr>
+          <w:sz w:val="32"/>
+          <w:szCs w:val="32"/>
+        </w:rPr>
+      </w:pPr>
+      <w:r>
+        <w:rPr>
+          <w:b/>
+          <w:bCs/>
+          <w:sz w:val="32"/>
+          <w:szCs w:val="32"/>
+        </w:rPr>
+        <w:t>SELECT</w:t>
+      </w:r>
+      <w:r>
+        <w:rPr>
+          <w:sz w:val="32"/>
+          <w:szCs w:val="32"/>
+        </w:rPr>
+        <w:t xml:space="preserve"> public.rewards_report(</w:t>
+      </w:r>
+      <w:r>
+        <w:rPr>
+          <w:b/>
+          <w:bCs/>
+          <w:sz w:val="32"/>
+          <w:szCs w:val="32"/>
+        </w:rPr>
+        <w:t>:min_monthly_purchases</w:t>
+      </w:r>
       <w:r>
         <w:rPr>
           <w:sz w:val="32"/>
@@ -46,141 +240,4019 @@
         </w:rPr>
         <w:t xml:space="preserve">, </w:t>
       </w:r>
-      <w:proofErr w:type="spellStart"/>
-      <w:r>
-        <w:rPr>
-          <w:sz w:val="32"/>
-          <w:szCs w:val="32"/>
-        </w:rPr>
-        <w:t>film_not_in_stock</w:t>
-      </w:r>
-      <w:proofErr w:type="spellEnd"/>
-      <w:r>
-        <w:rPr>
-          <w:sz w:val="32"/>
-          <w:szCs w:val="32"/>
+      <w:r>
+        <w:rPr>
+          <w:b/>
+          <w:bCs/>
+          <w:sz w:val="32"/>
+          <w:szCs w:val="32"/>
+        </w:rPr>
+        <w:t>:min_dollar_amount_purchased</w:t>
+      </w:r>
+      <w:r>
+        <w:rPr>
+          <w:sz w:val="32"/>
+          <w:szCs w:val="32"/>
+        </w:rPr>
+        <w:t>);</w:t>
+      </w:r>
+    </w:p>
+    <w:p>
+      <w:pPr>
+        <w:rPr>
+          <w:sz w:val="32"/>
+          <w:szCs w:val="32"/>
+        </w:rPr>
+      </w:pPr>
+    </w:p>
+    <w:p>
+      <w:pPr>
+        <w:rPr>
+          <w:sz w:val="32"/>
+          <w:szCs w:val="32"/>
+        </w:rPr>
+      </w:pPr>
+      <w:r>
+        <w:rPr>
+          <w:sz w:val="32"/>
+          <w:szCs w:val="32"/>
+        </w:rPr>
+        <w:t>-- DROP FUNCTION public.rewards_report(int4, numeric);</w:t>
+      </w:r>
+    </w:p>
+    <w:p>
+      <w:pPr>
+        <w:rPr>
+          <w:sz w:val="32"/>
+          <w:szCs w:val="32"/>
+        </w:rPr>
+      </w:pPr>
+    </w:p>
+    <w:p>
+      <w:pPr>
+        <w:rPr>
+          <w:sz w:val="32"/>
+          <w:szCs w:val="32"/>
+        </w:rPr>
+      </w:pPr>
+      <w:r>
+        <w:rPr>
+          <w:b/>
+          <w:bCs/>
+          <w:sz w:val="32"/>
+          <w:szCs w:val="32"/>
+        </w:rPr>
+        <w:lastRenderedPageBreak/>
+        <w:t>CREATE</w:t>
+      </w:r>
+      <w:r>
+        <w:rPr>
+          <w:sz w:val="32"/>
+          <w:szCs w:val="32"/>
+        </w:rPr>
+        <w:t xml:space="preserve"> </w:t>
+      </w:r>
+      <w:r>
+        <w:rPr>
+          <w:b/>
+          <w:bCs/>
+          <w:sz w:val="32"/>
+          <w:szCs w:val="32"/>
+        </w:rPr>
+        <w:t>OR</w:t>
+      </w:r>
+      <w:r>
+        <w:rPr>
+          <w:sz w:val="32"/>
+          <w:szCs w:val="32"/>
+        </w:rPr>
+        <w:t xml:space="preserve"> </w:t>
+      </w:r>
+      <w:r>
+        <w:rPr>
+          <w:b/>
+          <w:bCs/>
+          <w:sz w:val="32"/>
+          <w:szCs w:val="32"/>
+        </w:rPr>
+        <w:t>REPLACE</w:t>
+      </w:r>
+      <w:r>
+        <w:rPr>
+          <w:sz w:val="32"/>
+          <w:szCs w:val="32"/>
+        </w:rPr>
+        <w:t xml:space="preserve"> </w:t>
+      </w:r>
+      <w:r>
+        <w:rPr>
+          <w:b/>
+          <w:bCs/>
+          <w:sz w:val="32"/>
+          <w:szCs w:val="32"/>
+        </w:rPr>
+        <w:t>FUNCTION</w:t>
+      </w:r>
+      <w:r>
+        <w:rPr>
+          <w:sz w:val="32"/>
+          <w:szCs w:val="32"/>
+        </w:rPr>
+        <w:t xml:space="preserve"> public.rewards_report(min_monthly_purchases </w:t>
+      </w:r>
+      <w:r>
+        <w:rPr>
+          <w:b/>
+          <w:bCs/>
+          <w:sz w:val="32"/>
+          <w:szCs w:val="32"/>
+        </w:rPr>
+        <w:t>integer</w:t>
+      </w:r>
+      <w:r>
+        <w:rPr>
+          <w:sz w:val="32"/>
+          <w:szCs w:val="32"/>
+        </w:rPr>
+        <w:t xml:space="preserve">, min_dollar_amount_purchased </w:t>
+      </w:r>
+      <w:r>
+        <w:rPr>
+          <w:b/>
+          <w:bCs/>
+          <w:sz w:val="32"/>
+          <w:szCs w:val="32"/>
+        </w:rPr>
+        <w:t>numeric</w:t>
+      </w:r>
+      <w:r>
+        <w:rPr>
+          <w:sz w:val="32"/>
+          <w:szCs w:val="32"/>
+        </w:rPr>
+        <w:t>)</w:t>
+      </w:r>
+    </w:p>
+    <w:p>
+      <w:pPr>
+        <w:rPr>
+          <w:sz w:val="32"/>
+          <w:szCs w:val="32"/>
+        </w:rPr>
+      </w:pPr>
+      <w:r>
+        <w:rPr>
+          <w:sz w:val="32"/>
+          <w:szCs w:val="32"/>
+        </w:rPr>
+        <w:t xml:space="preserve"> </w:t>
+      </w:r>
+      <w:r>
+        <w:rPr>
+          <w:b/>
+          <w:bCs/>
+          <w:sz w:val="32"/>
+          <w:szCs w:val="32"/>
+        </w:rPr>
+        <w:t>RETURNS</w:t>
+      </w:r>
+      <w:r>
+        <w:rPr>
+          <w:sz w:val="32"/>
+          <w:szCs w:val="32"/>
+        </w:rPr>
+        <w:t xml:space="preserve"> </w:t>
+      </w:r>
+      <w:r>
+        <w:rPr>
+          <w:b/>
+          <w:bCs/>
+          <w:sz w:val="32"/>
+          <w:szCs w:val="32"/>
+        </w:rPr>
+        <w:t>SETOF</w:t>
+      </w:r>
+      <w:r>
+        <w:rPr>
+          <w:sz w:val="32"/>
+          <w:szCs w:val="32"/>
+        </w:rPr>
+        <w:t xml:space="preserve"> customer</w:t>
+      </w:r>
+    </w:p>
+    <w:p>
+      <w:pPr>
+        <w:rPr>
+          <w:sz w:val="32"/>
+          <w:szCs w:val="32"/>
+        </w:rPr>
+      </w:pPr>
+      <w:r>
+        <w:rPr>
+          <w:sz w:val="32"/>
+          <w:szCs w:val="32"/>
+        </w:rPr>
+        <w:t xml:space="preserve"> </w:t>
+      </w:r>
+      <w:r>
+        <w:rPr>
+          <w:b/>
+          <w:bCs/>
+          <w:sz w:val="32"/>
+          <w:szCs w:val="32"/>
+        </w:rPr>
+        <w:t>LANGUAGE</w:t>
+      </w:r>
+      <w:r>
+        <w:rPr>
+          <w:sz w:val="32"/>
+          <w:szCs w:val="32"/>
+        </w:rPr>
+        <w:t xml:space="preserve"> plpgsql</w:t>
+      </w:r>
+    </w:p>
+    <w:p>
+      <w:pPr>
+        <w:rPr>
+          <w:sz w:val="32"/>
+          <w:szCs w:val="32"/>
+        </w:rPr>
+      </w:pPr>
+      <w:r>
+        <w:rPr>
+          <w:sz w:val="32"/>
+          <w:szCs w:val="32"/>
+        </w:rPr>
+        <w:t xml:space="preserve"> </w:t>
+      </w:r>
+      <w:r>
+        <w:rPr>
+          <w:b/>
+          <w:bCs/>
+          <w:sz w:val="32"/>
+          <w:szCs w:val="32"/>
+        </w:rPr>
+        <w:t>SECURITY</w:t>
+      </w:r>
+      <w:r>
+        <w:rPr>
+          <w:sz w:val="32"/>
+          <w:szCs w:val="32"/>
+        </w:rPr>
+        <w:t xml:space="preserve"> </w:t>
+      </w:r>
+      <w:r>
+        <w:rPr>
+          <w:b/>
+          <w:bCs/>
+          <w:sz w:val="32"/>
+          <w:szCs w:val="32"/>
+        </w:rPr>
+        <w:t>DEFINER</w:t>
+      </w:r>
+    </w:p>
+    <w:p>
+      <w:pPr>
+        <w:rPr>
+          <w:sz w:val="32"/>
+          <w:szCs w:val="32"/>
+        </w:rPr>
+      </w:pPr>
+      <w:r>
+        <w:rPr>
+          <w:b/>
+          <w:bCs/>
+          <w:sz w:val="32"/>
+          <w:szCs w:val="32"/>
+        </w:rPr>
+        <w:t>AS</w:t>
+      </w:r>
+      <w:r>
+        <w:rPr>
+          <w:sz w:val="32"/>
+          <w:szCs w:val="32"/>
+        </w:rPr>
+        <w:t xml:space="preserve"> </w:t>
+      </w:r>
+      <w:r>
+        <w:rPr>
+          <w:b/>
+          <w:bCs/>
+          <w:sz w:val="32"/>
+          <w:szCs w:val="32"/>
+        </w:rPr>
+        <w:t>$function$</w:t>
+      </w:r>
+    </w:p>
+    <w:p>
+      <w:pPr>
+        <w:rPr>
+          <w:sz w:val="32"/>
+          <w:szCs w:val="32"/>
+        </w:rPr>
+      </w:pPr>
+      <w:r>
+        <w:rPr>
+          <w:b/>
+          <w:bCs/>
+          <w:sz w:val="32"/>
+          <w:szCs w:val="32"/>
+        </w:rPr>
+        <w:t>DECLARE</w:t>
+      </w:r>
+    </w:p>
+    <w:p>
+      <w:pPr>
+        <w:rPr>
+          <w:sz w:val="32"/>
+          <w:szCs w:val="32"/>
+        </w:rPr>
+      </w:pPr>
+      <w:r>
+        <w:rPr>
+          <w:sz w:val="32"/>
+          <w:szCs w:val="32"/>
+        </w:rPr>
+        <w:t xml:space="preserve">    last_month_start </w:t>
+      </w:r>
+      <w:r>
+        <w:rPr>
+          <w:b/>
+          <w:bCs/>
+          <w:sz w:val="32"/>
+          <w:szCs w:val="32"/>
+        </w:rPr>
+        <w:t>DATE</w:t>
+      </w:r>
+      <w:r>
+        <w:rPr>
+          <w:sz w:val="32"/>
+          <w:szCs w:val="32"/>
+        </w:rPr>
+        <w:t>;</w:t>
+      </w:r>
+    </w:p>
+    <w:p>
+      <w:pPr>
+        <w:rPr>
+          <w:sz w:val="32"/>
+          <w:szCs w:val="32"/>
+        </w:rPr>
+      </w:pPr>
+      <w:r>
+        <w:rPr>
+          <w:sz w:val="32"/>
+          <w:szCs w:val="32"/>
+        </w:rPr>
+        <w:t xml:space="preserve">    last_month_end </w:t>
+      </w:r>
+      <w:r>
+        <w:rPr>
+          <w:b/>
+          <w:bCs/>
+          <w:sz w:val="32"/>
+          <w:szCs w:val="32"/>
+        </w:rPr>
+        <w:t>DATE</w:t>
+      </w:r>
+      <w:r>
+        <w:rPr>
+          <w:sz w:val="32"/>
+          <w:szCs w:val="32"/>
+        </w:rPr>
+        <w:t>;</w:t>
+      </w:r>
+    </w:p>
+    <w:p>
+      <w:pPr>
+        <w:rPr>
+          <w:sz w:val="32"/>
+          <w:szCs w:val="32"/>
+        </w:rPr>
+      </w:pPr>
+      <w:r>
+        <w:rPr>
+          <w:sz w:val="32"/>
+          <w:szCs w:val="32"/>
+        </w:rPr>
+        <w:t>rr RECORD;</w:t>
+      </w:r>
+    </w:p>
+    <w:p>
+      <w:pPr>
+        <w:rPr>
+          <w:sz w:val="32"/>
+          <w:szCs w:val="32"/>
+        </w:rPr>
+      </w:pPr>
+      <w:r>
+        <w:rPr>
+          <w:sz w:val="32"/>
+          <w:szCs w:val="32"/>
+        </w:rPr>
+        <w:t xml:space="preserve">tmpSQL </w:t>
+      </w:r>
+      <w:r>
+        <w:rPr>
+          <w:b/>
+          <w:bCs/>
+          <w:sz w:val="32"/>
+          <w:szCs w:val="32"/>
+        </w:rPr>
+        <w:t>TEXT</w:t>
+      </w:r>
+      <w:r>
+        <w:rPr>
+          <w:sz w:val="32"/>
+          <w:szCs w:val="32"/>
+        </w:rPr>
+        <w:t>;</w:t>
+      </w:r>
+    </w:p>
+    <w:p>
+      <w:pPr>
+        <w:rPr>
+          <w:sz w:val="32"/>
+          <w:szCs w:val="32"/>
+        </w:rPr>
+      </w:pPr>
+      <w:r>
+        <w:rPr>
+          <w:b/>
+          <w:bCs/>
+          <w:sz w:val="32"/>
+          <w:szCs w:val="32"/>
+        </w:rPr>
+        <w:t>BEGIN</w:t>
+      </w:r>
+    </w:p>
+    <w:p>
+      <w:pPr>
+        <w:rPr>
+          <w:sz w:val="32"/>
+          <w:szCs w:val="32"/>
+        </w:rPr>
+      </w:pPr>
+    </w:p>
+    <w:p>
+      <w:pPr>
+        <w:rPr>
+          <w:sz w:val="32"/>
+          <w:szCs w:val="32"/>
+        </w:rPr>
+      </w:pPr>
+      <w:r>
+        <w:rPr>
+          <w:sz w:val="32"/>
+          <w:szCs w:val="32"/>
+        </w:rPr>
+        <w:t xml:space="preserve">    /* Some sanity checks... */</w:t>
+      </w:r>
+    </w:p>
+    <w:p>
+      <w:pPr>
+        <w:rPr>
+          <w:sz w:val="32"/>
+          <w:szCs w:val="32"/>
+        </w:rPr>
+      </w:pPr>
+      <w:r>
+        <w:rPr>
+          <w:sz w:val="32"/>
+          <w:szCs w:val="32"/>
+        </w:rPr>
+        <w:t xml:space="preserve">    </w:t>
+      </w:r>
+      <w:r>
+        <w:rPr>
+          <w:b/>
+          <w:bCs/>
+          <w:sz w:val="32"/>
+          <w:szCs w:val="32"/>
+        </w:rPr>
+        <w:t>IF</w:t>
+      </w:r>
+      <w:r>
+        <w:rPr>
+          <w:sz w:val="32"/>
+          <w:szCs w:val="32"/>
+        </w:rPr>
+        <w:t xml:space="preserve"> min_monthly_purchases = 0 </w:t>
+      </w:r>
+      <w:r>
+        <w:rPr>
+          <w:b/>
+          <w:bCs/>
+          <w:sz w:val="32"/>
+          <w:szCs w:val="32"/>
+        </w:rPr>
+        <w:t>THEN</w:t>
+      </w:r>
+    </w:p>
+    <w:p>
+      <w:pPr>
+        <w:rPr>
+          <w:sz w:val="32"/>
+          <w:szCs w:val="32"/>
+        </w:rPr>
+      </w:pPr>
+      <w:r>
+        <w:rPr>
+          <w:sz w:val="32"/>
+          <w:szCs w:val="32"/>
+        </w:rPr>
+        <w:t xml:space="preserve">        </w:t>
+      </w:r>
+      <w:r>
+        <w:rPr>
+          <w:b/>
+          <w:bCs/>
+          <w:sz w:val="32"/>
+          <w:szCs w:val="32"/>
+        </w:rPr>
+        <w:t>RAISE</w:t>
+      </w:r>
+      <w:r>
+        <w:rPr>
+          <w:sz w:val="32"/>
+          <w:szCs w:val="32"/>
+        </w:rPr>
+        <w:t xml:space="preserve"> </w:t>
+      </w:r>
+      <w:r>
+        <w:rPr>
+          <w:b/>
+          <w:bCs/>
+          <w:sz w:val="32"/>
+          <w:szCs w:val="32"/>
+        </w:rPr>
+        <w:t>EXCEPTION</w:t>
+      </w:r>
+      <w:r>
+        <w:rPr>
+          <w:sz w:val="32"/>
+          <w:szCs w:val="32"/>
+        </w:rPr>
+        <w:t xml:space="preserve"> 'Minimum monthly purchases parameter must be &gt; 0';</w:t>
+      </w:r>
+    </w:p>
+    <w:p>
+      <w:pPr>
+        <w:rPr>
+          <w:sz w:val="32"/>
+          <w:szCs w:val="32"/>
+        </w:rPr>
+      </w:pPr>
+      <w:r>
+        <w:rPr>
+          <w:sz w:val="32"/>
+          <w:szCs w:val="32"/>
+        </w:rPr>
+        <w:t xml:space="preserve">    </w:t>
+      </w:r>
+      <w:r>
+        <w:rPr>
+          <w:b/>
+          <w:bCs/>
+          <w:sz w:val="32"/>
+          <w:szCs w:val="32"/>
+        </w:rPr>
+        <w:t>END</w:t>
+      </w:r>
+      <w:r>
+        <w:rPr>
+          <w:sz w:val="32"/>
+          <w:szCs w:val="32"/>
+        </w:rPr>
+        <w:t xml:space="preserve"> </w:t>
+      </w:r>
+      <w:r>
+        <w:rPr>
+          <w:b/>
+          <w:bCs/>
+          <w:sz w:val="32"/>
+          <w:szCs w:val="32"/>
+        </w:rPr>
+        <w:t>IF</w:t>
+      </w:r>
+      <w:r>
+        <w:rPr>
+          <w:sz w:val="32"/>
+          <w:szCs w:val="32"/>
+        </w:rPr>
+        <w:t>;</w:t>
+      </w:r>
+    </w:p>
+    <w:p>
+      <w:pPr>
+        <w:rPr>
+          <w:sz w:val="32"/>
+          <w:szCs w:val="32"/>
+        </w:rPr>
+      </w:pPr>
+      <w:r>
+        <w:rPr>
+          <w:sz w:val="32"/>
+          <w:szCs w:val="32"/>
+        </w:rPr>
+        <w:t xml:space="preserve">    </w:t>
+      </w:r>
+      <w:r>
+        <w:rPr>
+          <w:b/>
+          <w:bCs/>
+          <w:sz w:val="32"/>
+          <w:szCs w:val="32"/>
+        </w:rPr>
+        <w:t>IF</w:t>
+      </w:r>
+      <w:r>
+        <w:rPr>
+          <w:sz w:val="32"/>
+          <w:szCs w:val="32"/>
+        </w:rPr>
+        <w:t xml:space="preserve"> min_dollar_amount_purchased = 0.00 </w:t>
+      </w:r>
+      <w:r>
+        <w:rPr>
+          <w:b/>
+          <w:bCs/>
+          <w:sz w:val="32"/>
+          <w:szCs w:val="32"/>
+        </w:rPr>
+        <w:t>THEN</w:t>
+      </w:r>
+    </w:p>
+    <w:p>
+      <w:pPr>
+        <w:rPr>
+          <w:sz w:val="32"/>
+          <w:szCs w:val="32"/>
+        </w:rPr>
+      </w:pPr>
+      <w:r>
+        <w:rPr>
+          <w:sz w:val="32"/>
+          <w:szCs w:val="32"/>
+        </w:rPr>
+        <w:t xml:space="preserve">        </w:t>
+      </w:r>
+      <w:r>
+        <w:rPr>
+          <w:b/>
+          <w:bCs/>
+          <w:sz w:val="32"/>
+          <w:szCs w:val="32"/>
+        </w:rPr>
+        <w:t>RAISE</w:t>
+      </w:r>
+      <w:r>
+        <w:rPr>
+          <w:sz w:val="32"/>
+          <w:szCs w:val="32"/>
+        </w:rPr>
+        <w:t xml:space="preserve"> </w:t>
+      </w:r>
+      <w:r>
+        <w:rPr>
+          <w:b/>
+          <w:bCs/>
+          <w:sz w:val="32"/>
+          <w:szCs w:val="32"/>
+        </w:rPr>
+        <w:t>EXCEPTION</w:t>
+      </w:r>
+      <w:r>
+        <w:rPr>
+          <w:sz w:val="32"/>
+          <w:szCs w:val="32"/>
+        </w:rPr>
+        <w:t xml:space="preserve"> 'Minimum monthly dollar amount purchased parameter must be &gt; $0.00';</w:t>
+      </w:r>
+    </w:p>
+    <w:p>
+      <w:pPr>
+        <w:rPr>
+          <w:sz w:val="32"/>
+          <w:szCs w:val="32"/>
+        </w:rPr>
+      </w:pPr>
+      <w:r>
+        <w:rPr>
+          <w:sz w:val="32"/>
+          <w:szCs w:val="32"/>
+        </w:rPr>
+        <w:t xml:space="preserve">    </w:t>
+      </w:r>
+      <w:r>
+        <w:rPr>
+          <w:b/>
+          <w:bCs/>
+          <w:sz w:val="32"/>
+          <w:szCs w:val="32"/>
+        </w:rPr>
+        <w:t>END</w:t>
+      </w:r>
+      <w:r>
+        <w:rPr>
+          <w:sz w:val="32"/>
+          <w:szCs w:val="32"/>
+        </w:rPr>
+        <w:t xml:space="preserve"> </w:t>
+      </w:r>
+      <w:r>
+        <w:rPr>
+          <w:b/>
+          <w:bCs/>
+          <w:sz w:val="32"/>
+          <w:szCs w:val="32"/>
+        </w:rPr>
+        <w:t>IF</w:t>
+      </w:r>
+      <w:r>
+        <w:rPr>
+          <w:sz w:val="32"/>
+          <w:szCs w:val="32"/>
+        </w:rPr>
+        <w:t>;</w:t>
+      </w:r>
+    </w:p>
+    <w:p>
+      <w:pPr>
+        <w:rPr>
+          <w:sz w:val="32"/>
+          <w:szCs w:val="32"/>
+        </w:rPr>
+      </w:pPr>
+    </w:p>
+    <w:p>
+      <w:pPr>
+        <w:rPr>
+          <w:sz w:val="32"/>
+          <w:szCs w:val="32"/>
+        </w:rPr>
+      </w:pPr>
+      <w:r>
+        <w:rPr>
+          <w:sz w:val="32"/>
+          <w:szCs w:val="32"/>
+        </w:rPr>
+        <w:lastRenderedPageBreak/>
+        <w:t xml:space="preserve">    last_month_start := '2017-01-01'::</w:t>
+      </w:r>
+      <w:r>
+        <w:rPr>
+          <w:b/>
+          <w:bCs/>
+          <w:sz w:val="32"/>
+          <w:szCs w:val="32"/>
+        </w:rPr>
+        <w:t>DATE</w:t>
+      </w:r>
+      <w:r>
+        <w:rPr>
+          <w:sz w:val="32"/>
+          <w:szCs w:val="32"/>
+        </w:rPr>
+        <w:t>;</w:t>
+      </w:r>
+    </w:p>
+    <w:p>
+      <w:pPr>
+        <w:rPr>
+          <w:sz w:val="32"/>
+          <w:szCs w:val="32"/>
+        </w:rPr>
+      </w:pPr>
+      <w:r>
+        <w:rPr>
+          <w:sz w:val="32"/>
+          <w:szCs w:val="32"/>
+        </w:rPr>
+        <w:t xml:space="preserve">    last_month_start := </w:t>
+      </w:r>
+      <w:r>
+        <w:rPr>
+          <w:b/>
+          <w:bCs/>
+          <w:sz w:val="32"/>
+          <w:szCs w:val="32"/>
+        </w:rPr>
+        <w:t>to_date</w:t>
+      </w:r>
+      <w:r>
+        <w:rPr>
+          <w:sz w:val="32"/>
+          <w:szCs w:val="32"/>
+        </w:rPr>
+        <w:t>((</w:t>
+      </w:r>
+      <w:r>
+        <w:rPr>
+          <w:b/>
+          <w:bCs/>
+          <w:sz w:val="32"/>
+          <w:szCs w:val="32"/>
+        </w:rPr>
+        <w:t>extract</w:t>
+      </w:r>
+      <w:r>
+        <w:rPr>
+          <w:sz w:val="32"/>
+          <w:szCs w:val="32"/>
+        </w:rPr>
+        <w:t>(</w:t>
+      </w:r>
+      <w:r>
+        <w:rPr>
+          <w:b/>
+          <w:bCs/>
+          <w:sz w:val="32"/>
+          <w:szCs w:val="32"/>
+        </w:rPr>
+        <w:t>YEAR</w:t>
+      </w:r>
+      <w:r>
+        <w:rPr>
+          <w:sz w:val="32"/>
+          <w:szCs w:val="32"/>
+        </w:rPr>
+        <w:t xml:space="preserve"> </w:t>
+      </w:r>
+      <w:r>
+        <w:rPr>
+          <w:b/>
+          <w:bCs/>
+          <w:sz w:val="32"/>
+          <w:szCs w:val="32"/>
+        </w:rPr>
+        <w:t>FROM</w:t>
+      </w:r>
+      <w:r>
+        <w:rPr>
+          <w:sz w:val="32"/>
+          <w:szCs w:val="32"/>
+        </w:rPr>
+        <w:t xml:space="preserve"> last_month_start) || '-' || </w:t>
+      </w:r>
+      <w:r>
+        <w:rPr>
+          <w:b/>
+          <w:bCs/>
+          <w:sz w:val="32"/>
+          <w:szCs w:val="32"/>
+        </w:rPr>
+        <w:t>extract</w:t>
+      </w:r>
+      <w:r>
+        <w:rPr>
+          <w:sz w:val="32"/>
+          <w:szCs w:val="32"/>
+        </w:rPr>
+        <w:t>(</w:t>
+      </w:r>
+      <w:r>
+        <w:rPr>
+          <w:b/>
+          <w:bCs/>
+          <w:sz w:val="32"/>
+          <w:szCs w:val="32"/>
+        </w:rPr>
+        <w:t>MONTH</w:t>
+      </w:r>
+      <w:r>
+        <w:rPr>
+          <w:sz w:val="32"/>
+          <w:szCs w:val="32"/>
+        </w:rPr>
+        <w:t xml:space="preserve"> </w:t>
+      </w:r>
+      <w:r>
+        <w:rPr>
+          <w:b/>
+          <w:bCs/>
+          <w:sz w:val="32"/>
+          <w:szCs w:val="32"/>
+        </w:rPr>
+        <w:t>FROM</w:t>
+      </w:r>
+      <w:r>
+        <w:rPr>
+          <w:sz w:val="32"/>
+          <w:szCs w:val="32"/>
+        </w:rPr>
+        <w:t xml:space="preserve"> last_month_start) || '-01'),'YYYY-MM-DD');</w:t>
+      </w:r>
+    </w:p>
+    <w:p>
+      <w:pPr>
+        <w:rPr>
+          <w:sz w:val="32"/>
+          <w:szCs w:val="32"/>
+        </w:rPr>
+      </w:pPr>
+      <w:r>
+        <w:rPr>
+          <w:sz w:val="32"/>
+          <w:szCs w:val="32"/>
+        </w:rPr>
+        <w:t xml:space="preserve">    last_month_end := LAST_DAY(last_month_start);</w:t>
+      </w:r>
+    </w:p>
+    <w:p>
+      <w:pPr>
+        <w:rPr>
+          <w:sz w:val="32"/>
+          <w:szCs w:val="32"/>
+        </w:rPr>
+      </w:pPr>
+    </w:p>
+    <w:p>
+      <w:pPr>
+        <w:rPr>
+          <w:sz w:val="32"/>
+          <w:szCs w:val="32"/>
+        </w:rPr>
+      </w:pPr>
+      <w:r>
+        <w:rPr>
+          <w:sz w:val="32"/>
+          <w:szCs w:val="32"/>
+        </w:rPr>
+        <w:t xml:space="preserve">    /*</w:t>
+      </w:r>
+    </w:p>
+    <w:p>
+      <w:pPr>
+        <w:rPr>
+          <w:sz w:val="32"/>
+          <w:szCs w:val="32"/>
+        </w:rPr>
+      </w:pPr>
+      <w:r>
+        <w:rPr>
+          <w:sz w:val="32"/>
+          <w:szCs w:val="32"/>
+        </w:rPr>
+        <w:t xml:space="preserve">    Create a temporary storage area for Customer IDs.</w:t>
+      </w:r>
+    </w:p>
+    <w:p>
+      <w:pPr>
+        <w:rPr>
+          <w:sz w:val="32"/>
+          <w:szCs w:val="32"/>
+        </w:rPr>
+      </w:pPr>
+      <w:r>
+        <w:rPr>
+          <w:sz w:val="32"/>
+          <w:szCs w:val="32"/>
+        </w:rPr>
+        <w:t xml:space="preserve">    */</w:t>
+      </w:r>
+    </w:p>
+    <w:p>
+      <w:pPr>
+        <w:rPr>
+          <w:sz w:val="32"/>
+          <w:szCs w:val="32"/>
+        </w:rPr>
+      </w:pPr>
+      <w:r>
+        <w:rPr>
+          <w:sz w:val="32"/>
+          <w:szCs w:val="32"/>
+        </w:rPr>
+        <w:t xml:space="preserve">    </w:t>
+      </w:r>
+      <w:r>
+        <w:rPr>
+          <w:b/>
+          <w:bCs/>
+          <w:sz w:val="32"/>
+          <w:szCs w:val="32"/>
+        </w:rPr>
+        <w:t>CREATE</w:t>
+      </w:r>
+      <w:r>
+        <w:rPr>
+          <w:sz w:val="32"/>
+          <w:szCs w:val="32"/>
+        </w:rPr>
+        <w:t xml:space="preserve"> </w:t>
+      </w:r>
+      <w:r>
+        <w:rPr>
+          <w:b/>
+          <w:bCs/>
+          <w:sz w:val="32"/>
+          <w:szCs w:val="32"/>
+        </w:rPr>
+        <w:t>TEMPORARY</w:t>
+      </w:r>
+      <w:r>
+        <w:rPr>
+          <w:sz w:val="32"/>
+          <w:szCs w:val="32"/>
+        </w:rPr>
+        <w:t xml:space="preserve"> </w:t>
+      </w:r>
+      <w:r>
+        <w:rPr>
+          <w:b/>
+          <w:bCs/>
+          <w:sz w:val="32"/>
+          <w:szCs w:val="32"/>
+        </w:rPr>
+        <w:t>TABLE</w:t>
+      </w:r>
+      <w:r>
+        <w:rPr>
+          <w:sz w:val="32"/>
+          <w:szCs w:val="32"/>
+        </w:rPr>
+        <w:t xml:space="preserve"> tmpCustomer (customer_id </w:t>
+      </w:r>
+      <w:r>
+        <w:rPr>
+          <w:b/>
+          <w:bCs/>
+          <w:sz w:val="32"/>
+          <w:szCs w:val="32"/>
+        </w:rPr>
+        <w:t>INTEGER</w:t>
+      </w:r>
+      <w:r>
+        <w:rPr>
+          <w:sz w:val="32"/>
+          <w:szCs w:val="32"/>
+        </w:rPr>
+        <w:t xml:space="preserve"> </w:t>
+      </w:r>
+      <w:r>
+        <w:rPr>
+          <w:b/>
+          <w:bCs/>
+          <w:sz w:val="32"/>
+          <w:szCs w:val="32"/>
+        </w:rPr>
+        <w:t>NOT</w:t>
+      </w:r>
+      <w:r>
+        <w:rPr>
+          <w:sz w:val="32"/>
+          <w:szCs w:val="32"/>
+        </w:rPr>
+        <w:t xml:space="preserve"> </w:t>
+      </w:r>
+      <w:r>
+        <w:rPr>
+          <w:b/>
+          <w:bCs/>
+          <w:sz w:val="32"/>
+          <w:szCs w:val="32"/>
+        </w:rPr>
+        <w:t>NULL</w:t>
+      </w:r>
+      <w:r>
+        <w:rPr>
+          <w:sz w:val="32"/>
+          <w:szCs w:val="32"/>
+        </w:rPr>
+        <w:t xml:space="preserve"> </w:t>
+      </w:r>
+      <w:r>
+        <w:rPr>
+          <w:b/>
+          <w:bCs/>
+          <w:sz w:val="32"/>
+          <w:szCs w:val="32"/>
+        </w:rPr>
+        <w:t>PRIMARY</w:t>
+      </w:r>
+      <w:r>
+        <w:rPr>
+          <w:sz w:val="32"/>
+          <w:szCs w:val="32"/>
+        </w:rPr>
+        <w:t xml:space="preserve"> </w:t>
+      </w:r>
+      <w:r>
+        <w:rPr>
+          <w:b/>
+          <w:bCs/>
+          <w:sz w:val="32"/>
+          <w:szCs w:val="32"/>
+        </w:rPr>
+        <w:t>KEY</w:t>
+      </w:r>
+      <w:r>
+        <w:rPr>
+          <w:sz w:val="32"/>
+          <w:szCs w:val="32"/>
+        </w:rPr>
+        <w:t>);</w:t>
+      </w:r>
+    </w:p>
+    <w:p>
+      <w:pPr>
+        <w:rPr>
+          <w:sz w:val="32"/>
+          <w:szCs w:val="32"/>
+        </w:rPr>
+      </w:pPr>
+    </w:p>
+    <w:p>
+      <w:pPr>
+        <w:rPr>
+          <w:sz w:val="32"/>
+          <w:szCs w:val="32"/>
+        </w:rPr>
+      </w:pPr>
+      <w:r>
+        <w:rPr>
+          <w:sz w:val="32"/>
+          <w:szCs w:val="32"/>
+        </w:rPr>
+        <w:t xml:space="preserve">    /*</w:t>
+      </w:r>
+    </w:p>
+    <w:p>
+      <w:pPr>
+        <w:rPr>
+          <w:sz w:val="32"/>
+          <w:szCs w:val="32"/>
+        </w:rPr>
+      </w:pPr>
+      <w:r>
+        <w:rPr>
+          <w:sz w:val="32"/>
+          <w:szCs w:val="32"/>
+        </w:rPr>
+        <w:t xml:space="preserve">    Find all customers meeting the monthly purchase requirements</w:t>
+      </w:r>
+    </w:p>
+    <w:p>
+      <w:pPr>
+        <w:rPr>
+          <w:sz w:val="32"/>
+          <w:szCs w:val="32"/>
+        </w:rPr>
+      </w:pPr>
+      <w:r>
+        <w:rPr>
+          <w:sz w:val="32"/>
+          <w:szCs w:val="32"/>
+        </w:rPr>
+        <w:t xml:space="preserve">    */</w:t>
+      </w:r>
+    </w:p>
+    <w:p>
+      <w:pPr>
+        <w:rPr>
+          <w:sz w:val="32"/>
+          <w:szCs w:val="32"/>
+        </w:rPr>
+      </w:pPr>
+    </w:p>
+    <w:p>
+      <w:pPr>
+        <w:rPr>
+          <w:sz w:val="32"/>
+          <w:szCs w:val="32"/>
+        </w:rPr>
+      </w:pPr>
+      <w:r>
+        <w:rPr>
+          <w:sz w:val="32"/>
+          <w:szCs w:val="32"/>
+        </w:rPr>
+        <w:t xml:space="preserve">    tmpSQL := 'INSERT INTO tmpCustomer (customer_id)</w:t>
+      </w:r>
+    </w:p>
+    <w:p>
+      <w:pPr>
+        <w:rPr>
+          <w:sz w:val="32"/>
+          <w:szCs w:val="32"/>
+        </w:rPr>
+      </w:pPr>
+      <w:r>
+        <w:rPr>
+          <w:sz w:val="32"/>
+          <w:szCs w:val="32"/>
+        </w:rPr>
+        <w:t xml:space="preserve">        SELECT p.customer_id</w:t>
+      </w:r>
+    </w:p>
+    <w:p>
+      <w:pPr>
+        <w:rPr>
+          <w:sz w:val="32"/>
+          <w:szCs w:val="32"/>
+        </w:rPr>
+      </w:pPr>
+      <w:r>
+        <w:rPr>
+          <w:sz w:val="32"/>
+          <w:szCs w:val="32"/>
+        </w:rPr>
+        <w:t xml:space="preserve">        FROM payment AS p</w:t>
+      </w:r>
+    </w:p>
+    <w:p>
+      <w:pPr>
+        <w:rPr>
+          <w:sz w:val="32"/>
+          <w:szCs w:val="32"/>
+        </w:rPr>
+      </w:pPr>
+      <w:r>
+        <w:rPr>
+          <w:sz w:val="32"/>
+          <w:szCs w:val="32"/>
+        </w:rPr>
+        <w:t xml:space="preserve">        WHERE DATE(p.payment_date) BETWEEN '||</w:t>
+      </w:r>
+      <w:r>
+        <w:rPr>
+          <w:b/>
+          <w:bCs/>
+          <w:sz w:val="32"/>
+          <w:szCs w:val="32"/>
+        </w:rPr>
+        <w:t>quote_literal</w:t>
+      </w:r>
+      <w:r>
+        <w:rPr>
+          <w:sz w:val="32"/>
+          <w:szCs w:val="32"/>
+        </w:rPr>
+        <w:t xml:space="preserve">(last_month_start) ||' AND '|| </w:t>
+      </w:r>
+      <w:r>
+        <w:rPr>
+          <w:b/>
+          <w:bCs/>
+          <w:sz w:val="32"/>
+          <w:szCs w:val="32"/>
+        </w:rPr>
+        <w:t>quote_literal</w:t>
+      </w:r>
+      <w:r>
+        <w:rPr>
+          <w:sz w:val="32"/>
+          <w:szCs w:val="32"/>
+        </w:rPr>
+        <w:t>(last_month_end) || '</w:t>
+      </w:r>
+    </w:p>
+    <w:p>
+      <w:pPr>
+        <w:rPr>
+          <w:sz w:val="32"/>
+          <w:szCs w:val="32"/>
+        </w:rPr>
+      </w:pPr>
+      <w:r>
+        <w:rPr>
+          <w:sz w:val="32"/>
+          <w:szCs w:val="32"/>
+        </w:rPr>
+        <w:t xml:space="preserve">        GROUP BY customer_id</w:t>
+      </w:r>
+    </w:p>
+    <w:p>
+      <w:pPr>
+        <w:rPr>
+          <w:sz w:val="32"/>
+          <w:szCs w:val="32"/>
+        </w:rPr>
+      </w:pPr>
+      <w:r>
+        <w:rPr>
+          <w:sz w:val="32"/>
+          <w:szCs w:val="32"/>
+        </w:rPr>
+        <w:t xml:space="preserve">        HAVING SUM(p.amount) &gt; '|| min_dollar_amount_purchased || '</w:t>
+      </w:r>
+    </w:p>
+    <w:p>
+      <w:pPr>
+        <w:rPr>
+          <w:sz w:val="32"/>
+          <w:szCs w:val="32"/>
+        </w:rPr>
+      </w:pPr>
+      <w:r>
+        <w:rPr>
+          <w:sz w:val="32"/>
+          <w:szCs w:val="32"/>
+        </w:rPr>
+        <w:t xml:space="preserve">        AND COUNT(customer_id) &gt; ' ||min_monthly_purchases ;</w:t>
+      </w:r>
+    </w:p>
+    <w:p>
+      <w:pPr>
+        <w:rPr>
+          <w:sz w:val="32"/>
+          <w:szCs w:val="32"/>
+        </w:rPr>
+      </w:pPr>
+    </w:p>
+    <w:p>
+      <w:pPr>
+        <w:rPr>
+          <w:sz w:val="32"/>
+          <w:szCs w:val="32"/>
+        </w:rPr>
+      </w:pPr>
+      <w:r>
+        <w:rPr>
+          <w:sz w:val="32"/>
+          <w:szCs w:val="32"/>
+        </w:rPr>
+        <w:t xml:space="preserve">    </w:t>
+      </w:r>
+      <w:r>
+        <w:rPr>
+          <w:b/>
+          <w:bCs/>
+          <w:sz w:val="32"/>
+          <w:szCs w:val="32"/>
+        </w:rPr>
+        <w:t>EXECUTE</w:t>
+      </w:r>
+      <w:r>
+        <w:rPr>
+          <w:sz w:val="32"/>
+          <w:szCs w:val="32"/>
+        </w:rPr>
+        <w:t xml:space="preserve"> tmpSQL;</w:t>
+      </w:r>
+    </w:p>
+    <w:p>
+      <w:pPr>
+        <w:rPr>
+          <w:sz w:val="32"/>
+          <w:szCs w:val="32"/>
+        </w:rPr>
+      </w:pPr>
+    </w:p>
+    <w:p>
+      <w:pPr>
+        <w:rPr>
+          <w:sz w:val="32"/>
+          <w:szCs w:val="32"/>
+        </w:rPr>
+      </w:pPr>
+      <w:r>
+        <w:rPr>
+          <w:sz w:val="32"/>
+          <w:szCs w:val="32"/>
+        </w:rPr>
+        <w:t xml:space="preserve">    /*</w:t>
+      </w:r>
+    </w:p>
+    <w:p>
+      <w:pPr>
+        <w:rPr>
+          <w:sz w:val="32"/>
+          <w:szCs w:val="32"/>
+        </w:rPr>
+      </w:pPr>
+      <w:r>
+        <w:rPr>
+          <w:sz w:val="32"/>
+          <w:szCs w:val="32"/>
+        </w:rPr>
+        <w:t xml:space="preserve">    Output ALL customer information of matching rewardees.</w:t>
+      </w:r>
+    </w:p>
+    <w:p>
+      <w:pPr>
+        <w:rPr>
+          <w:sz w:val="32"/>
+          <w:szCs w:val="32"/>
+        </w:rPr>
+      </w:pPr>
+      <w:r>
+        <w:rPr>
+          <w:sz w:val="32"/>
+          <w:szCs w:val="32"/>
+        </w:rPr>
+        <w:t xml:space="preserve">    Customize output as needed.</w:t>
+      </w:r>
+    </w:p>
+    <w:p>
+      <w:pPr>
+        <w:rPr>
+          <w:sz w:val="32"/>
+          <w:szCs w:val="32"/>
+        </w:rPr>
+      </w:pPr>
+      <w:r>
+        <w:rPr>
+          <w:sz w:val="32"/>
+          <w:szCs w:val="32"/>
+        </w:rPr>
+        <w:t xml:space="preserve">    */</w:t>
+      </w:r>
+    </w:p>
+    <w:p>
+      <w:pPr>
+        <w:rPr>
+          <w:sz w:val="32"/>
+          <w:szCs w:val="32"/>
+        </w:rPr>
+      </w:pPr>
+      <w:r>
+        <w:rPr>
+          <w:sz w:val="32"/>
+          <w:szCs w:val="32"/>
+        </w:rPr>
+        <w:t xml:space="preserve">    </w:t>
+      </w:r>
+      <w:r>
+        <w:rPr>
+          <w:b/>
+          <w:bCs/>
+          <w:sz w:val="32"/>
+          <w:szCs w:val="32"/>
+        </w:rPr>
+        <w:t>FOR</w:t>
+      </w:r>
+      <w:r>
+        <w:rPr>
+          <w:sz w:val="32"/>
+          <w:szCs w:val="32"/>
+        </w:rPr>
+        <w:t xml:space="preserve"> rr </w:t>
+      </w:r>
+      <w:r>
+        <w:rPr>
+          <w:b/>
+          <w:bCs/>
+          <w:sz w:val="32"/>
+          <w:szCs w:val="32"/>
+        </w:rPr>
+        <w:t>IN</w:t>
+      </w:r>
+      <w:r>
+        <w:rPr>
+          <w:sz w:val="32"/>
+          <w:szCs w:val="32"/>
+        </w:rPr>
+        <w:t xml:space="preserve"> </w:t>
+      </w:r>
+      <w:r>
+        <w:rPr>
+          <w:b/>
+          <w:bCs/>
+          <w:sz w:val="32"/>
+          <w:szCs w:val="32"/>
+        </w:rPr>
+        <w:t>EXECUTE</w:t>
+      </w:r>
+      <w:r>
+        <w:rPr>
+          <w:sz w:val="32"/>
+          <w:szCs w:val="32"/>
+        </w:rPr>
+        <w:t xml:space="preserve"> 'SELECT c.* FROM tmpCustomer AS t INNER JOIN customer AS c ON t.customer_id = c.customer_id' </w:t>
+      </w:r>
+      <w:r>
+        <w:rPr>
+          <w:b/>
+          <w:bCs/>
+          <w:sz w:val="32"/>
+          <w:szCs w:val="32"/>
+        </w:rPr>
+        <w:t>LOOP</w:t>
+      </w:r>
+    </w:p>
+    <w:p>
+      <w:pPr>
+        <w:rPr>
+          <w:sz w:val="32"/>
+          <w:szCs w:val="32"/>
+        </w:rPr>
+      </w:pPr>
+      <w:r>
+        <w:rPr>
+          <w:sz w:val="32"/>
+          <w:szCs w:val="32"/>
+        </w:rPr>
+        <w:t xml:space="preserve">        </w:t>
+      </w:r>
+      <w:r>
+        <w:rPr>
+          <w:b/>
+          <w:bCs/>
+          <w:sz w:val="32"/>
+          <w:szCs w:val="32"/>
+        </w:rPr>
+        <w:t>RETURN</w:t>
+      </w:r>
+      <w:r>
+        <w:rPr>
+          <w:sz w:val="32"/>
+          <w:szCs w:val="32"/>
+        </w:rPr>
+        <w:t xml:space="preserve"> </w:t>
+      </w:r>
+      <w:r>
+        <w:rPr>
+          <w:b/>
+          <w:bCs/>
+          <w:sz w:val="32"/>
+          <w:szCs w:val="32"/>
+        </w:rPr>
+        <w:t>NEXT</w:t>
+      </w:r>
+      <w:r>
+        <w:rPr>
+          <w:sz w:val="32"/>
+          <w:szCs w:val="32"/>
+        </w:rPr>
+        <w:t xml:space="preserve"> rr;</w:t>
+      </w:r>
+    </w:p>
+    <w:p>
+      <w:pPr>
+        <w:rPr>
+          <w:sz w:val="32"/>
+          <w:szCs w:val="32"/>
+        </w:rPr>
+      </w:pPr>
+      <w:r>
+        <w:rPr>
+          <w:sz w:val="32"/>
+          <w:szCs w:val="32"/>
+        </w:rPr>
+        <w:t xml:space="preserve">    </w:t>
+      </w:r>
+      <w:r>
+        <w:rPr>
+          <w:b/>
+          <w:bCs/>
+          <w:sz w:val="32"/>
+          <w:szCs w:val="32"/>
+        </w:rPr>
+        <w:t>END</w:t>
+      </w:r>
+      <w:r>
+        <w:rPr>
+          <w:sz w:val="32"/>
+          <w:szCs w:val="32"/>
+        </w:rPr>
+        <w:t xml:space="preserve"> </w:t>
+      </w:r>
+      <w:r>
+        <w:rPr>
+          <w:b/>
+          <w:bCs/>
+          <w:sz w:val="32"/>
+          <w:szCs w:val="32"/>
+        </w:rPr>
+        <w:t>LOOP</w:t>
+      </w:r>
+      <w:r>
+        <w:rPr>
+          <w:sz w:val="32"/>
+          <w:szCs w:val="32"/>
+        </w:rPr>
+        <w:t>;</w:t>
+      </w:r>
+    </w:p>
+    <w:p>
+      <w:pPr>
+        <w:rPr>
+          <w:sz w:val="32"/>
+          <w:szCs w:val="32"/>
+        </w:rPr>
+      </w:pPr>
+    </w:p>
+    <w:p>
+      <w:pPr>
+        <w:rPr>
+          <w:sz w:val="32"/>
+          <w:szCs w:val="32"/>
+        </w:rPr>
+      </w:pPr>
+      <w:r>
+        <w:rPr>
+          <w:sz w:val="32"/>
+          <w:szCs w:val="32"/>
+        </w:rPr>
+        <w:t xml:space="preserve">    /* Clean up */</w:t>
+      </w:r>
+    </w:p>
+    <w:p>
+      <w:pPr>
+        <w:rPr>
+          <w:sz w:val="32"/>
+          <w:szCs w:val="32"/>
+        </w:rPr>
+      </w:pPr>
+      <w:r>
+        <w:rPr>
+          <w:sz w:val="32"/>
+          <w:szCs w:val="32"/>
+        </w:rPr>
+        <w:t xml:space="preserve">    tmpSQL := 'DROP TABLE tmpCustomer';</w:t>
+      </w:r>
+    </w:p>
+    <w:p>
+      <w:pPr>
+        <w:rPr>
+          <w:sz w:val="32"/>
+          <w:szCs w:val="32"/>
+        </w:rPr>
+      </w:pPr>
+      <w:r>
+        <w:rPr>
+          <w:sz w:val="32"/>
+          <w:szCs w:val="32"/>
+        </w:rPr>
+        <w:t xml:space="preserve">    </w:t>
+      </w:r>
+      <w:r>
+        <w:rPr>
+          <w:b/>
+          <w:bCs/>
+          <w:sz w:val="32"/>
+          <w:szCs w:val="32"/>
+        </w:rPr>
+        <w:t>EXECUTE</w:t>
+      </w:r>
+      <w:r>
+        <w:rPr>
+          <w:sz w:val="32"/>
+          <w:szCs w:val="32"/>
+        </w:rPr>
+        <w:t xml:space="preserve"> tmpSQL;</w:t>
+      </w:r>
+    </w:p>
+    <w:p>
+      <w:pPr>
+        <w:rPr>
+          <w:sz w:val="32"/>
+          <w:szCs w:val="32"/>
+        </w:rPr>
+      </w:pPr>
+    </w:p>
+    <w:p>
+      <w:pPr>
+        <w:rPr>
+          <w:sz w:val="32"/>
+          <w:szCs w:val="32"/>
+        </w:rPr>
+      </w:pPr>
+      <w:r>
+        <w:rPr>
+          <w:b/>
+          <w:bCs/>
+          <w:sz w:val="32"/>
+          <w:szCs w:val="32"/>
+        </w:rPr>
+        <w:t>RETURN</w:t>
+      </w:r>
+      <w:r>
+        <w:rPr>
+          <w:sz w:val="32"/>
+          <w:szCs w:val="32"/>
+        </w:rPr>
+        <w:t>;</w:t>
+      </w:r>
+    </w:p>
+    <w:p>
+      <w:pPr>
+        <w:rPr>
+          <w:sz w:val="32"/>
+          <w:szCs w:val="32"/>
+        </w:rPr>
+      </w:pPr>
+      <w:r>
+        <w:rPr>
+          <w:b/>
+          <w:bCs/>
+          <w:sz w:val="32"/>
+          <w:szCs w:val="32"/>
+        </w:rPr>
+        <w:t>END</w:t>
+      </w:r>
+    </w:p>
+    <w:p>
+      <w:pPr>
+        <w:rPr>
+          <w:sz w:val="32"/>
+          <w:szCs w:val="32"/>
+        </w:rPr>
+      </w:pPr>
+      <w:r>
+        <w:rPr>
+          <w:b/>
+          <w:bCs/>
+          <w:sz w:val="32"/>
+          <w:szCs w:val="32"/>
+        </w:rPr>
+        <w:t>$function$</w:t>
+      </w:r>
+    </w:p>
+    <w:p>
+      <w:pPr>
+        <w:rPr>
+          <w:sz w:val="32"/>
+          <w:szCs w:val="32"/>
+        </w:rPr>
+      </w:pPr>
+      <w:r>
+        <w:rPr>
+          <w:sz w:val="32"/>
+          <w:szCs w:val="32"/>
+        </w:rPr>
+        <w:t>;</w:t>
+      </w:r>
+    </w:p>
+    <w:p>
+      <w:pPr>
+        <w:rPr>
+          <w:sz w:val="32"/>
+          <w:szCs w:val="32"/>
+        </w:rPr>
+      </w:pPr>
+    </w:p>
+    <w:p>
+      <w:pPr>
+        <w:rPr>
+          <w:sz w:val="32"/>
+          <w:szCs w:val="32"/>
+        </w:rPr>
+      </w:pPr>
+    </w:p>
+    <w:p>
+      <w:pPr>
+        <w:rPr>
+          <w:sz w:val="32"/>
+          <w:szCs w:val="32"/>
+        </w:rPr>
+      </w:pPr>
+      <w:r>
+        <w:rPr>
+          <w:sz w:val="32"/>
+          <w:szCs w:val="32"/>
+        </w:rPr>
+        <w:t xml:space="preserve"> </w:t>
+      </w:r>
+    </w:p>
+    <w:p>
+      <w:pPr>
+        <w:rPr>
+          <w:sz w:val="32"/>
+          <w:szCs w:val="32"/>
+        </w:rPr>
+      </w:pPr>
+      <w:r>
+        <w:rPr>
+          <w:sz w:val="32"/>
+          <w:szCs w:val="32"/>
+        </w:rPr>
+        <w:lastRenderedPageBreak/>
+        <w:t xml:space="preserve">3. </w:t>
+      </w:r>
+      <w:r>
+        <w:rPr>
+          <w:sz w:val="32"/>
+          <w:szCs w:val="32"/>
+        </w:rPr>
+        <w:t>Is there any function that can potentially be removed from the dvd_rental codebase? If so, which one and why?</w:t>
+      </w:r>
+    </w:p>
+    <w:p>
+      <w:pPr>
+        <w:rPr>
+          <w:sz w:val="32"/>
+          <w:szCs w:val="32"/>
+        </w:rPr>
+      </w:pPr>
+      <w:r>
+        <w:rPr>
+          <w:sz w:val="32"/>
+          <w:szCs w:val="32"/>
+        </w:rPr>
+        <w:t>Last_day will be more useful if it will return only last day of current month with year, but because of manual input it is useless.</w:t>
+      </w:r>
+    </w:p>
+    <w:p>
+      <w:pPr>
+        <w:rPr>
+          <w:sz w:val="32"/>
+          <w:szCs w:val="32"/>
+        </w:rPr>
+      </w:pPr>
+      <w:r>
+        <w:rPr>
+          <w:sz w:val="32"/>
+          <w:szCs w:val="32"/>
+        </w:rPr>
+        <w:t xml:space="preserve">4. </w:t>
+      </w:r>
+      <w:r>
+        <w:rPr>
+          <w:sz w:val="32"/>
+          <w:szCs w:val="32"/>
+        </w:rPr>
+        <w:t>* The ‘get_customer_balance’ function describes the business requirements for calculating the client balance. Unfortunately, not all of them are implemented in this function. Try to change function using the requirements from the comments.</w:t>
+      </w:r>
+      <w:r>
+        <w:rPr>
+          <w:sz w:val="32"/>
+          <w:szCs w:val="32"/>
+        </w:rPr>
+        <w:t xml:space="preserve"> </w:t>
+      </w:r>
+    </w:p>
+    <w:p>
+      <w:pPr>
+        <w:rPr>
+          <w:sz w:val="32"/>
+          <w:szCs w:val="32"/>
+        </w:rPr>
+      </w:pPr>
+      <w:r>
+        <w:rPr>
+          <w:sz w:val="32"/>
+          <w:szCs w:val="32"/>
+        </w:rPr>
+        <w:t>Added calculation for 3</w:t>
+      </w:r>
+      <w:r>
+        <w:rPr>
+          <w:sz w:val="32"/>
+          <w:szCs w:val="32"/>
+          <w:vertAlign w:val="superscript"/>
+        </w:rPr>
+        <w:t>rd</w:t>
+      </w:r>
+      <w:r>
+        <w:rPr>
+          <w:sz w:val="32"/>
+          <w:szCs w:val="32"/>
+        </w:rPr>
+        <w:t xml:space="preserve">  comment and changed final calculation.</w:t>
+      </w:r>
+    </w:p>
+    <w:p>
+      <w:pPr>
+        <w:spacing w:after="0"/>
+        <w:rPr>
+          <w:sz w:val="20"/>
+          <w:szCs w:val="20"/>
+        </w:rPr>
+      </w:pPr>
+      <w:r>
+        <w:rPr>
+          <w:b/>
+          <w:bCs/>
+          <w:sz w:val="20"/>
+          <w:szCs w:val="20"/>
+        </w:rPr>
+        <w:t>CREATE</w:t>
+      </w:r>
+      <w:r>
+        <w:rPr>
+          <w:sz w:val="20"/>
+          <w:szCs w:val="20"/>
+        </w:rPr>
+        <w:t xml:space="preserve"> </w:t>
+      </w:r>
+      <w:r>
+        <w:rPr>
+          <w:b/>
+          <w:bCs/>
+          <w:sz w:val="20"/>
+          <w:szCs w:val="20"/>
+        </w:rPr>
+        <w:t>OR</w:t>
+      </w:r>
+      <w:r>
+        <w:rPr>
+          <w:sz w:val="20"/>
+          <w:szCs w:val="20"/>
+        </w:rPr>
+        <w:t xml:space="preserve"> </w:t>
+      </w:r>
+      <w:r>
+        <w:rPr>
+          <w:b/>
+          <w:bCs/>
+          <w:sz w:val="20"/>
+          <w:szCs w:val="20"/>
+        </w:rPr>
+        <w:t>REPLACE</w:t>
+      </w:r>
+      <w:r>
+        <w:rPr>
+          <w:sz w:val="20"/>
+          <w:szCs w:val="20"/>
+        </w:rPr>
+        <w:t xml:space="preserve"> </w:t>
+      </w:r>
+      <w:r>
+        <w:rPr>
+          <w:b/>
+          <w:bCs/>
+          <w:sz w:val="20"/>
+          <w:szCs w:val="20"/>
+        </w:rPr>
+        <w:t>FUNCTION</w:t>
+      </w:r>
+      <w:r>
+        <w:rPr>
+          <w:sz w:val="20"/>
+          <w:szCs w:val="20"/>
+        </w:rPr>
+        <w:t xml:space="preserve"> public.get_customer_balance_improved(p_customer_id </w:t>
+      </w:r>
+      <w:r>
+        <w:rPr>
+          <w:b/>
+          <w:bCs/>
+          <w:sz w:val="20"/>
+          <w:szCs w:val="20"/>
+        </w:rPr>
+        <w:t>integer</w:t>
+      </w:r>
+      <w:r>
+        <w:rPr>
+          <w:sz w:val="20"/>
+          <w:szCs w:val="20"/>
+        </w:rPr>
+        <w:t xml:space="preserve">, p_effective_date </w:t>
+      </w:r>
+      <w:r>
+        <w:rPr>
+          <w:b/>
+          <w:bCs/>
+          <w:sz w:val="20"/>
+          <w:szCs w:val="20"/>
+        </w:rPr>
+        <w:t>timestamp</w:t>
+      </w:r>
+      <w:r>
+        <w:rPr>
+          <w:sz w:val="20"/>
+          <w:szCs w:val="20"/>
+        </w:rPr>
+        <w:t xml:space="preserve"> </w:t>
+      </w:r>
+      <w:r>
+        <w:rPr>
+          <w:b/>
+          <w:bCs/>
+          <w:sz w:val="20"/>
+          <w:szCs w:val="20"/>
+        </w:rPr>
+        <w:t>with</w:t>
+      </w:r>
+      <w:r>
+        <w:rPr>
+          <w:sz w:val="20"/>
+          <w:szCs w:val="20"/>
+        </w:rPr>
+        <w:t xml:space="preserve"> </w:t>
+      </w:r>
+      <w:r>
+        <w:rPr>
+          <w:b/>
+          <w:bCs/>
+          <w:sz w:val="20"/>
+          <w:szCs w:val="20"/>
+        </w:rPr>
+        <w:t>time</w:t>
+      </w:r>
+      <w:r>
+        <w:rPr>
+          <w:sz w:val="20"/>
+          <w:szCs w:val="20"/>
+        </w:rPr>
+        <w:t xml:space="preserve"> </w:t>
+      </w:r>
+      <w:r>
+        <w:rPr>
+          <w:b/>
+          <w:bCs/>
+          <w:sz w:val="20"/>
+          <w:szCs w:val="20"/>
+        </w:rPr>
+        <w:t>zone</w:t>
+      </w:r>
+      <w:r>
+        <w:rPr>
+          <w:sz w:val="20"/>
+          <w:szCs w:val="20"/>
+        </w:rPr>
+        <w:t>)</w:t>
+      </w:r>
+    </w:p>
+    <w:p>
+      <w:pPr>
+        <w:spacing w:after="0"/>
+        <w:rPr>
+          <w:sz w:val="20"/>
+          <w:szCs w:val="20"/>
+        </w:rPr>
+      </w:pPr>
+      <w:r>
+        <w:rPr>
+          <w:sz w:val="20"/>
+          <w:szCs w:val="20"/>
+        </w:rPr>
+        <w:t xml:space="preserve"> </w:t>
+      </w:r>
+      <w:r>
+        <w:rPr>
+          <w:b/>
+          <w:bCs/>
+          <w:sz w:val="20"/>
+          <w:szCs w:val="20"/>
+        </w:rPr>
+        <w:t>RETURNS</w:t>
+      </w:r>
+      <w:r>
+        <w:rPr>
+          <w:sz w:val="20"/>
+          <w:szCs w:val="20"/>
+        </w:rPr>
+        <w:t xml:space="preserve"> </w:t>
+      </w:r>
+      <w:r>
+        <w:rPr>
+          <w:b/>
+          <w:bCs/>
+          <w:sz w:val="20"/>
+          <w:szCs w:val="20"/>
+        </w:rPr>
+        <w:t>numeric</w:t>
+      </w:r>
+    </w:p>
+    <w:p>
+      <w:pPr>
+        <w:spacing w:after="0"/>
+        <w:rPr>
+          <w:sz w:val="20"/>
+          <w:szCs w:val="20"/>
+        </w:rPr>
+      </w:pPr>
+      <w:r>
+        <w:rPr>
+          <w:sz w:val="20"/>
+          <w:szCs w:val="20"/>
+        </w:rPr>
+        <w:t xml:space="preserve"> </w:t>
+      </w:r>
+      <w:r>
+        <w:rPr>
+          <w:b/>
+          <w:bCs/>
+          <w:sz w:val="20"/>
+          <w:szCs w:val="20"/>
+        </w:rPr>
+        <w:t>LANGUAGE</w:t>
+      </w:r>
+      <w:r>
+        <w:rPr>
+          <w:sz w:val="20"/>
+          <w:szCs w:val="20"/>
+        </w:rPr>
+        <w:t xml:space="preserve"> plpgsql</w:t>
+      </w:r>
+    </w:p>
+    <w:p>
+      <w:pPr>
+        <w:spacing w:after="0"/>
+        <w:rPr>
+          <w:sz w:val="20"/>
+          <w:szCs w:val="20"/>
+        </w:rPr>
+      </w:pPr>
+      <w:r>
+        <w:rPr>
+          <w:b/>
+          <w:bCs/>
+          <w:sz w:val="20"/>
+          <w:szCs w:val="20"/>
+        </w:rPr>
+        <w:t>AS</w:t>
+      </w:r>
+      <w:r>
+        <w:rPr>
+          <w:sz w:val="20"/>
+          <w:szCs w:val="20"/>
+        </w:rPr>
+        <w:t xml:space="preserve"> </w:t>
+      </w:r>
+      <w:r>
+        <w:rPr>
+          <w:b/>
+          <w:bCs/>
+          <w:sz w:val="20"/>
+          <w:szCs w:val="20"/>
+        </w:rPr>
+        <w:t>$function$</w:t>
+      </w:r>
+    </w:p>
+    <w:p>
+      <w:pPr>
+        <w:spacing w:after="0"/>
+        <w:rPr>
+          <w:sz w:val="20"/>
+          <w:szCs w:val="20"/>
+        </w:rPr>
+      </w:pPr>
+      <w:r>
+        <w:rPr>
+          <w:sz w:val="20"/>
+          <w:szCs w:val="20"/>
+        </w:rPr>
+        <w:t xml:space="preserve">       --#OK, WE NEED TO CALCULATE THE CURRENT BALANCE GIVEN A CUSTOMER_ID AND A DATE</w:t>
+      </w:r>
+    </w:p>
+    <w:p>
+      <w:pPr>
+        <w:spacing w:after="0"/>
+        <w:rPr>
+          <w:sz w:val="20"/>
+          <w:szCs w:val="20"/>
+        </w:rPr>
+      </w:pPr>
+      <w:r>
+        <w:rPr>
+          <w:sz w:val="20"/>
+          <w:szCs w:val="20"/>
+        </w:rPr>
+        <w:t xml:space="preserve">       --#THAT WE WANT THE BALANCE TO BE EFFECTIVE FOR. THE BALANCE IS:</w:t>
+      </w:r>
+    </w:p>
+    <w:p>
+      <w:pPr>
+        <w:spacing w:after="0"/>
+        <w:rPr>
+          <w:sz w:val="20"/>
+          <w:szCs w:val="20"/>
+        </w:rPr>
+      </w:pPr>
+      <w:r>
+        <w:rPr>
+          <w:sz w:val="20"/>
+          <w:szCs w:val="20"/>
+        </w:rPr>
+        <w:t xml:space="preserve">       --#   1) RENTAL FEES FOR ALL PREVIOUS RENTALS</w:t>
+      </w:r>
+    </w:p>
+    <w:p>
+      <w:pPr>
+        <w:spacing w:after="0"/>
+        <w:rPr>
+          <w:sz w:val="20"/>
+          <w:szCs w:val="20"/>
+        </w:rPr>
+      </w:pPr>
+      <w:r>
+        <w:rPr>
+          <w:sz w:val="20"/>
+          <w:szCs w:val="20"/>
+        </w:rPr>
+        <w:t xml:space="preserve">       --#   2) ONE DOLLAR FOR EVERY DAY THE PREVIOUS RENTALS ARE OVERDUE</w:t>
+      </w:r>
+    </w:p>
+    <w:p>
+      <w:pPr>
+        <w:spacing w:after="0"/>
+        <w:rPr>
+          <w:sz w:val="20"/>
+          <w:szCs w:val="20"/>
+        </w:rPr>
+      </w:pPr>
+      <w:r>
+        <w:rPr>
+          <w:sz w:val="20"/>
+          <w:szCs w:val="20"/>
+        </w:rPr>
+        <w:t xml:space="preserve">       --#   3) IF A FILM IS MORE THAN RENTAL_DURATION * 2 OVERDUE, CHARGE THE REPLACEMENT_COST</w:t>
+      </w:r>
+    </w:p>
+    <w:p>
+      <w:pPr>
+        <w:spacing w:after="0"/>
+        <w:rPr>
+          <w:sz w:val="20"/>
+          <w:szCs w:val="20"/>
+        </w:rPr>
+      </w:pPr>
+      <w:r>
+        <w:rPr>
+          <w:sz w:val="20"/>
+          <w:szCs w:val="20"/>
+        </w:rPr>
+        <w:t xml:space="preserve">       --#   4) SUBTRACT ALL PAYMENTS MADE BEFORE THE DATE SPECIFIED</w:t>
+      </w:r>
+    </w:p>
+    <w:p>
+      <w:pPr>
+        <w:spacing w:after="0"/>
+        <w:rPr>
+          <w:sz w:val="20"/>
+          <w:szCs w:val="20"/>
+        </w:rPr>
+      </w:pPr>
+      <w:r>
+        <w:rPr>
+          <w:b/>
+          <w:bCs/>
+          <w:sz w:val="20"/>
+          <w:szCs w:val="20"/>
+        </w:rPr>
+        <w:t>DECLARE</w:t>
+      </w:r>
+    </w:p>
+    <w:p>
+      <w:pPr>
+        <w:spacing w:after="0"/>
+        <w:rPr>
+          <w:sz w:val="20"/>
+          <w:szCs w:val="20"/>
+        </w:rPr>
+      </w:pPr>
+      <w:r>
+        <w:rPr>
+          <w:sz w:val="20"/>
+          <w:szCs w:val="20"/>
+        </w:rPr>
+        <w:t xml:space="preserve">    v_rentfees </w:t>
+      </w:r>
+      <w:r>
+        <w:rPr>
+          <w:b/>
+          <w:bCs/>
+          <w:sz w:val="20"/>
+          <w:szCs w:val="20"/>
+        </w:rPr>
+        <w:t>DECIMAL</w:t>
+      </w:r>
+      <w:r>
+        <w:rPr>
+          <w:sz w:val="20"/>
+          <w:szCs w:val="20"/>
+        </w:rPr>
+        <w:t>(5,2); --#FEES PAID TO RENT THE VIDEOS INITIALLY</w:t>
+      </w:r>
+    </w:p>
+    <w:p>
+      <w:pPr>
+        <w:spacing w:after="0"/>
+        <w:rPr>
+          <w:sz w:val="20"/>
+          <w:szCs w:val="20"/>
+        </w:rPr>
+      </w:pPr>
+      <w:r>
+        <w:rPr>
+          <w:sz w:val="20"/>
+          <w:szCs w:val="20"/>
+        </w:rPr>
+        <w:t xml:space="preserve">    v_overfees </w:t>
+      </w:r>
+      <w:r>
+        <w:rPr>
+          <w:b/>
+          <w:bCs/>
+          <w:sz w:val="20"/>
+          <w:szCs w:val="20"/>
+        </w:rPr>
+        <w:t>INTEGER</w:t>
+      </w:r>
+      <w:r>
+        <w:rPr>
+          <w:sz w:val="20"/>
+          <w:szCs w:val="20"/>
+        </w:rPr>
+        <w:t>;      --#LATE FEES FOR PRIOR RENTALS</w:t>
+      </w:r>
+    </w:p>
+    <w:p>
+      <w:pPr>
+        <w:spacing w:after="0"/>
+        <w:rPr>
+          <w:sz w:val="20"/>
+          <w:szCs w:val="20"/>
+        </w:rPr>
+      </w:pPr>
+      <w:r>
+        <w:rPr>
+          <w:sz w:val="20"/>
+          <w:szCs w:val="20"/>
+        </w:rPr>
+        <w:t xml:space="preserve">    v_payments </w:t>
+      </w:r>
+      <w:r>
+        <w:rPr>
+          <w:b/>
+          <w:bCs/>
+          <w:sz w:val="20"/>
+          <w:szCs w:val="20"/>
+        </w:rPr>
+        <w:t>DECIMAL</w:t>
+      </w:r>
+      <w:r>
+        <w:rPr>
+          <w:sz w:val="20"/>
+          <w:szCs w:val="20"/>
+        </w:rPr>
+        <w:t>(5,2); --#SUM OF PAYMENTS MADE PREVIOUSLY</w:t>
+      </w:r>
+    </w:p>
+    <w:p>
+      <w:pPr>
+        <w:spacing w:after="0"/>
+        <w:rPr>
+          <w:sz w:val="20"/>
+          <w:szCs w:val="20"/>
+        </w:rPr>
+      </w:pPr>
+      <w:r>
+        <w:rPr>
+          <w:sz w:val="20"/>
+          <w:szCs w:val="20"/>
+        </w:rPr>
+        <w:tab/>
+        <w:t xml:space="preserve">v_replacement_cost </w:t>
+      </w:r>
+      <w:r>
+        <w:rPr>
+          <w:b/>
+          <w:bCs/>
+          <w:sz w:val="20"/>
+          <w:szCs w:val="20"/>
+        </w:rPr>
+        <w:t>decimal</w:t>
+      </w:r>
+      <w:r>
+        <w:rPr>
+          <w:sz w:val="20"/>
+          <w:szCs w:val="20"/>
+        </w:rPr>
+        <w:t>(5,2); --# replacement cost for rental_duration*2 overdue</w:t>
+      </w:r>
+    </w:p>
+    <w:p>
+      <w:pPr>
+        <w:spacing w:after="0"/>
+        <w:rPr>
+          <w:sz w:val="20"/>
+          <w:szCs w:val="20"/>
+        </w:rPr>
+      </w:pPr>
+      <w:r>
+        <w:rPr>
+          <w:b/>
+          <w:bCs/>
+          <w:sz w:val="20"/>
+          <w:szCs w:val="20"/>
+        </w:rPr>
+        <w:t>BEGIN</w:t>
+      </w:r>
+      <w:r>
+        <w:rPr>
+          <w:sz w:val="20"/>
+          <w:szCs w:val="20"/>
+        </w:rPr>
+        <w:t xml:space="preserve"> </w:t>
+      </w:r>
+    </w:p>
+    <w:p>
+      <w:pPr>
+        <w:spacing w:after="0"/>
+        <w:rPr>
+          <w:sz w:val="20"/>
+          <w:szCs w:val="20"/>
+        </w:rPr>
+      </w:pPr>
+      <w:r>
+        <w:rPr>
+          <w:sz w:val="20"/>
+          <w:szCs w:val="20"/>
+        </w:rPr>
+        <w:t xml:space="preserve">    </w:t>
+      </w:r>
+      <w:r>
+        <w:rPr>
+          <w:b/>
+          <w:bCs/>
+          <w:sz w:val="20"/>
+          <w:szCs w:val="20"/>
+        </w:rPr>
+        <w:t>SELECT</w:t>
+      </w:r>
+      <w:r>
+        <w:rPr>
+          <w:sz w:val="20"/>
+          <w:szCs w:val="20"/>
+        </w:rPr>
+        <w:t xml:space="preserve"> </w:t>
+      </w:r>
+      <w:r>
+        <w:rPr>
+          <w:b/>
+          <w:bCs/>
+          <w:sz w:val="20"/>
+          <w:szCs w:val="20"/>
+        </w:rPr>
+        <w:t>COALESCE</w:t>
+      </w:r>
+      <w:r>
+        <w:rPr>
+          <w:sz w:val="20"/>
+          <w:szCs w:val="20"/>
+        </w:rPr>
+        <w:t>(</w:t>
+      </w:r>
+      <w:r>
+        <w:rPr>
+          <w:b/>
+          <w:bCs/>
+          <w:sz w:val="20"/>
+          <w:szCs w:val="20"/>
+        </w:rPr>
+        <w:t>SUM</w:t>
+      </w:r>
+      <w:r>
+        <w:rPr>
+          <w:sz w:val="20"/>
+          <w:szCs w:val="20"/>
+        </w:rPr>
+        <w:t xml:space="preserve">(film.rental_rate),0) </w:t>
+      </w:r>
+      <w:r>
+        <w:rPr>
+          <w:b/>
+          <w:bCs/>
+          <w:sz w:val="20"/>
+          <w:szCs w:val="20"/>
+        </w:rPr>
+        <w:t>INTO</w:t>
+      </w:r>
+      <w:r>
+        <w:rPr>
+          <w:sz w:val="20"/>
+          <w:szCs w:val="20"/>
+        </w:rPr>
+        <w:t xml:space="preserve"> v_rentfees -- 1</w:t>
+      </w:r>
+    </w:p>
+    <w:p>
+      <w:pPr>
+        <w:spacing w:after="0"/>
+        <w:rPr>
+          <w:sz w:val="20"/>
+          <w:szCs w:val="20"/>
+        </w:rPr>
+      </w:pPr>
+      <w:r>
+        <w:rPr>
+          <w:sz w:val="20"/>
+          <w:szCs w:val="20"/>
+        </w:rPr>
+        <w:t xml:space="preserve">    </w:t>
+      </w:r>
+      <w:r>
+        <w:rPr>
+          <w:b/>
+          <w:bCs/>
+          <w:sz w:val="20"/>
+          <w:szCs w:val="20"/>
+        </w:rPr>
+        <w:t>FROM</w:t>
+      </w:r>
+      <w:r>
+        <w:rPr>
+          <w:sz w:val="20"/>
+          <w:szCs w:val="20"/>
+        </w:rPr>
+        <w:t xml:space="preserve"> film, inventory, rental</w:t>
+      </w:r>
+    </w:p>
+    <w:p>
+      <w:pPr>
+        <w:spacing w:after="0"/>
+        <w:rPr>
+          <w:sz w:val="20"/>
+          <w:szCs w:val="20"/>
+        </w:rPr>
+      </w:pPr>
+      <w:r>
+        <w:rPr>
+          <w:sz w:val="20"/>
+          <w:szCs w:val="20"/>
+        </w:rPr>
+        <w:t xml:space="preserve">    </w:t>
+      </w:r>
+      <w:r>
+        <w:rPr>
+          <w:b/>
+          <w:bCs/>
+          <w:sz w:val="20"/>
+          <w:szCs w:val="20"/>
+        </w:rPr>
+        <w:t>WHERE</w:t>
+      </w:r>
+      <w:r>
+        <w:rPr>
+          <w:sz w:val="20"/>
+          <w:szCs w:val="20"/>
+        </w:rPr>
+        <w:t xml:space="preserve"> film.film_id = inventory.film_id</w:t>
+      </w:r>
+    </w:p>
+    <w:p>
+      <w:pPr>
+        <w:spacing w:after="0"/>
+        <w:rPr>
+          <w:sz w:val="20"/>
+          <w:szCs w:val="20"/>
+        </w:rPr>
+      </w:pPr>
+      <w:r>
+        <w:rPr>
+          <w:sz w:val="20"/>
+          <w:szCs w:val="20"/>
+        </w:rPr>
+        <w:t xml:space="preserve">      </w:t>
+      </w:r>
+      <w:r>
+        <w:rPr>
+          <w:b/>
+          <w:bCs/>
+          <w:sz w:val="20"/>
+          <w:szCs w:val="20"/>
+        </w:rPr>
+        <w:t>AND</w:t>
+      </w:r>
+      <w:r>
+        <w:rPr>
+          <w:sz w:val="20"/>
+          <w:szCs w:val="20"/>
+        </w:rPr>
+        <w:t xml:space="preserve"> inventory.inventory_id = rental.inventory_id</w:t>
+      </w:r>
+    </w:p>
+    <w:p>
+      <w:pPr>
+        <w:spacing w:after="0"/>
+        <w:rPr>
+          <w:sz w:val="20"/>
+          <w:szCs w:val="20"/>
+        </w:rPr>
+      </w:pPr>
+      <w:r>
+        <w:rPr>
+          <w:sz w:val="20"/>
+          <w:szCs w:val="20"/>
+        </w:rPr>
+        <w:t xml:space="preserve">      </w:t>
+      </w:r>
+      <w:r>
+        <w:rPr>
+          <w:b/>
+          <w:bCs/>
+          <w:sz w:val="20"/>
+          <w:szCs w:val="20"/>
+        </w:rPr>
+        <w:t>AND</w:t>
+      </w:r>
+      <w:r>
+        <w:rPr>
+          <w:sz w:val="20"/>
+          <w:szCs w:val="20"/>
+        </w:rPr>
+        <w:t xml:space="preserve"> rental.rental_date &lt;= p_effective_date</w:t>
+      </w:r>
+    </w:p>
+    <w:p>
+      <w:pPr>
+        <w:spacing w:after="0"/>
+        <w:rPr>
+          <w:sz w:val="20"/>
+          <w:szCs w:val="20"/>
+        </w:rPr>
+      </w:pPr>
+      <w:r>
+        <w:rPr>
+          <w:sz w:val="20"/>
+          <w:szCs w:val="20"/>
+        </w:rPr>
+        <w:t xml:space="preserve">      </w:t>
+      </w:r>
+      <w:r>
+        <w:rPr>
+          <w:b/>
+          <w:bCs/>
+          <w:sz w:val="20"/>
+          <w:szCs w:val="20"/>
+        </w:rPr>
+        <w:t>AND</w:t>
+      </w:r>
+      <w:r>
+        <w:rPr>
+          <w:sz w:val="20"/>
+          <w:szCs w:val="20"/>
+        </w:rPr>
+        <w:t xml:space="preserve"> rental.customer_id = p_customer_id;</w:t>
+      </w:r>
+    </w:p>
+    <w:p>
+      <w:pPr>
+        <w:spacing w:after="0"/>
+        <w:rPr>
+          <w:sz w:val="20"/>
+          <w:szCs w:val="20"/>
+        </w:rPr>
+      </w:pPr>
+    </w:p>
+    <w:p>
+      <w:pPr>
+        <w:spacing w:after="0"/>
+        <w:rPr>
+          <w:sz w:val="20"/>
+          <w:szCs w:val="20"/>
+        </w:rPr>
+      </w:pPr>
+      <w:r>
+        <w:rPr>
+          <w:sz w:val="20"/>
+          <w:szCs w:val="20"/>
+        </w:rPr>
+        <w:t xml:space="preserve">    </w:t>
+      </w:r>
+      <w:r>
+        <w:rPr>
+          <w:b/>
+          <w:bCs/>
+          <w:sz w:val="20"/>
+          <w:szCs w:val="20"/>
+        </w:rPr>
+        <w:t>SELECT</w:t>
+      </w:r>
+      <w:r>
+        <w:rPr>
+          <w:sz w:val="20"/>
+          <w:szCs w:val="20"/>
+        </w:rPr>
+        <w:t xml:space="preserve"> </w:t>
+      </w:r>
+      <w:r>
+        <w:rPr>
+          <w:b/>
+          <w:bCs/>
+          <w:sz w:val="20"/>
+          <w:szCs w:val="20"/>
+        </w:rPr>
+        <w:t>COALESCE</w:t>
+      </w:r>
+      <w:r>
+        <w:rPr>
+          <w:sz w:val="20"/>
+          <w:szCs w:val="20"/>
+        </w:rPr>
+        <w:t>(</w:t>
+      </w:r>
+      <w:r>
+        <w:rPr>
+          <w:b/>
+          <w:bCs/>
+          <w:sz w:val="20"/>
+          <w:szCs w:val="20"/>
+        </w:rPr>
+        <w:t>SUM</w:t>
+      </w:r>
+      <w:r>
+        <w:rPr>
+          <w:sz w:val="20"/>
+          <w:szCs w:val="20"/>
+        </w:rPr>
+        <w:t>(</w:t>
+      </w:r>
+      <w:r>
+        <w:rPr>
+          <w:b/>
+          <w:bCs/>
+          <w:sz w:val="20"/>
+          <w:szCs w:val="20"/>
+        </w:rPr>
+        <w:t>CASE</w:t>
+      </w:r>
+      <w:r>
+        <w:rPr>
+          <w:sz w:val="20"/>
+          <w:szCs w:val="20"/>
+        </w:rPr>
+        <w:t xml:space="preserve"> --2</w:t>
+      </w:r>
+    </w:p>
+    <w:p>
+      <w:pPr>
+        <w:spacing w:after="0"/>
+        <w:rPr>
+          <w:sz w:val="20"/>
+          <w:szCs w:val="20"/>
+        </w:rPr>
+      </w:pPr>
+      <w:r>
+        <w:rPr>
+          <w:sz w:val="20"/>
+          <w:szCs w:val="20"/>
+        </w:rPr>
+        <w:t xml:space="preserve">                           </w:t>
+      </w:r>
+      <w:r>
+        <w:rPr>
+          <w:b/>
+          <w:bCs/>
+          <w:sz w:val="20"/>
+          <w:szCs w:val="20"/>
+        </w:rPr>
+        <w:t>WHEN</w:t>
+      </w:r>
+      <w:r>
+        <w:rPr>
+          <w:sz w:val="20"/>
+          <w:szCs w:val="20"/>
+        </w:rPr>
+        <w:t xml:space="preserve"> (rental.return_date - rental.rental_date) &gt; (film.rental_duration * '1 day'::</w:t>
+      </w:r>
+      <w:r>
+        <w:rPr>
+          <w:b/>
+          <w:bCs/>
+          <w:sz w:val="20"/>
+          <w:szCs w:val="20"/>
+        </w:rPr>
+        <w:t>interval</w:t>
+      </w:r>
+      <w:r>
+        <w:rPr>
+          <w:sz w:val="20"/>
+          <w:szCs w:val="20"/>
+        </w:rPr>
+        <w:t>)</w:t>
+      </w:r>
+    </w:p>
+    <w:p>
+      <w:pPr>
+        <w:spacing w:after="0"/>
+        <w:rPr>
+          <w:sz w:val="20"/>
+          <w:szCs w:val="20"/>
+        </w:rPr>
+      </w:pPr>
+      <w:r>
+        <w:rPr>
+          <w:sz w:val="20"/>
+          <w:szCs w:val="20"/>
+        </w:rPr>
+        <w:t xml:space="preserve">                           </w:t>
+      </w:r>
+      <w:r>
+        <w:rPr>
+          <w:b/>
+          <w:bCs/>
+          <w:sz w:val="20"/>
+          <w:szCs w:val="20"/>
+        </w:rPr>
+        <w:t>THEN</w:t>
+      </w:r>
+      <w:r>
+        <w:rPr>
+          <w:sz w:val="20"/>
+          <w:szCs w:val="20"/>
+        </w:rPr>
+        <w:t xml:space="preserve"> </w:t>
+      </w:r>
+      <w:r>
+        <w:rPr>
+          <w:b/>
+          <w:bCs/>
+          <w:sz w:val="20"/>
+          <w:szCs w:val="20"/>
+        </w:rPr>
+        <w:t>EXTRACT</w:t>
+      </w:r>
+      <w:r>
+        <w:rPr>
+          <w:sz w:val="20"/>
+          <w:szCs w:val="20"/>
+        </w:rPr>
+        <w:t xml:space="preserve">(epoch </w:t>
+      </w:r>
+      <w:r>
+        <w:rPr>
+          <w:b/>
+          <w:bCs/>
+          <w:sz w:val="20"/>
+          <w:szCs w:val="20"/>
+        </w:rPr>
+        <w:t>FROM</w:t>
+      </w:r>
+      <w:r>
+        <w:rPr>
+          <w:sz w:val="20"/>
+          <w:szCs w:val="20"/>
+        </w:rPr>
+        <w:t xml:space="preserve"> ((rental.return_date - rental.rental_date) - (film.rental_duration * '1 day'::</w:t>
+      </w:r>
+      <w:r>
+        <w:rPr>
+          <w:b/>
+          <w:bCs/>
+          <w:sz w:val="20"/>
+          <w:szCs w:val="20"/>
+        </w:rPr>
+        <w:t>interval</w:t>
+      </w:r>
+      <w:r>
+        <w:rPr>
+          <w:sz w:val="20"/>
+          <w:szCs w:val="20"/>
+        </w:rPr>
+        <w:t>)))::</w:t>
+      </w:r>
+      <w:r>
+        <w:rPr>
+          <w:b/>
+          <w:bCs/>
+          <w:sz w:val="20"/>
+          <w:szCs w:val="20"/>
+        </w:rPr>
+        <w:t>INTEGER</w:t>
+      </w:r>
+      <w:r>
+        <w:rPr>
+          <w:sz w:val="20"/>
+          <w:szCs w:val="20"/>
+        </w:rPr>
+        <w:t xml:space="preserve"> / 86400 -- * 1 dollar</w:t>
+      </w:r>
+    </w:p>
+    <w:p>
+      <w:pPr>
+        <w:spacing w:after="0"/>
+        <w:rPr>
+          <w:sz w:val="20"/>
+          <w:szCs w:val="20"/>
+        </w:rPr>
+      </w:pPr>
+      <w:r>
+        <w:rPr>
+          <w:sz w:val="20"/>
+          <w:szCs w:val="20"/>
+        </w:rPr>
+        <w:t xml:space="preserve">                           </w:t>
+      </w:r>
+      <w:r>
+        <w:rPr>
+          <w:b/>
+          <w:bCs/>
+          <w:sz w:val="20"/>
+          <w:szCs w:val="20"/>
+        </w:rPr>
+        <w:t>ELSE</w:t>
+      </w:r>
+      <w:r>
+        <w:rPr>
+          <w:sz w:val="20"/>
+          <w:szCs w:val="20"/>
+        </w:rPr>
+        <w:t xml:space="preserve"> 0</w:t>
+      </w:r>
+    </w:p>
+    <w:p>
+      <w:pPr>
+        <w:spacing w:after="0"/>
+        <w:rPr>
+          <w:sz w:val="20"/>
+          <w:szCs w:val="20"/>
+        </w:rPr>
+      </w:pPr>
+      <w:r>
+        <w:rPr>
+          <w:sz w:val="20"/>
+          <w:szCs w:val="20"/>
+        </w:rPr>
+        <w:t xml:space="preserve">                        </w:t>
+      </w:r>
+      <w:r>
+        <w:rPr>
+          <w:b/>
+          <w:bCs/>
+          <w:sz w:val="20"/>
+          <w:szCs w:val="20"/>
+        </w:rPr>
+        <w:t>END</w:t>
+      </w:r>
+      <w:r>
+        <w:rPr>
+          <w:sz w:val="20"/>
+          <w:szCs w:val="20"/>
+        </w:rPr>
+        <w:t xml:space="preserve">),0) </w:t>
+      </w:r>
+    </w:p>
+    <w:p>
+      <w:pPr>
+        <w:spacing w:after="0"/>
+        <w:rPr>
+          <w:sz w:val="20"/>
+          <w:szCs w:val="20"/>
+        </w:rPr>
+      </w:pPr>
+      <w:r>
+        <w:rPr>
+          <w:sz w:val="20"/>
+          <w:szCs w:val="20"/>
+        </w:rPr>
+        <w:t xml:space="preserve">    </w:t>
+      </w:r>
+      <w:r>
+        <w:rPr>
+          <w:b/>
+          <w:bCs/>
+          <w:sz w:val="20"/>
+          <w:szCs w:val="20"/>
+        </w:rPr>
+        <w:t>INTO</w:t>
+      </w:r>
+      <w:r>
+        <w:rPr>
+          <w:sz w:val="20"/>
+          <w:szCs w:val="20"/>
+        </w:rPr>
+        <w:t xml:space="preserve"> v_overfees</w:t>
+      </w:r>
+    </w:p>
+    <w:p>
+      <w:pPr>
+        <w:spacing w:after="0"/>
+        <w:rPr>
+          <w:sz w:val="20"/>
+          <w:szCs w:val="20"/>
+        </w:rPr>
+      </w:pPr>
+      <w:r>
+        <w:rPr>
+          <w:sz w:val="20"/>
+          <w:szCs w:val="20"/>
+        </w:rPr>
+        <w:t xml:space="preserve">    </w:t>
+      </w:r>
+      <w:r>
+        <w:rPr>
+          <w:b/>
+          <w:bCs/>
+          <w:sz w:val="20"/>
+          <w:szCs w:val="20"/>
+        </w:rPr>
+        <w:t>FROM</w:t>
+      </w:r>
+      <w:r>
+        <w:rPr>
+          <w:sz w:val="20"/>
+          <w:szCs w:val="20"/>
+        </w:rPr>
+        <w:t xml:space="preserve"> rental, inventory, film</w:t>
+      </w:r>
+    </w:p>
+    <w:p>
+      <w:pPr>
+        <w:spacing w:after="0"/>
+        <w:rPr>
+          <w:sz w:val="20"/>
+          <w:szCs w:val="20"/>
+        </w:rPr>
+      </w:pPr>
+      <w:r>
+        <w:rPr>
+          <w:sz w:val="20"/>
+          <w:szCs w:val="20"/>
+        </w:rPr>
+        <w:t xml:space="preserve">    </w:t>
+      </w:r>
+      <w:r>
+        <w:rPr>
+          <w:b/>
+          <w:bCs/>
+          <w:sz w:val="20"/>
+          <w:szCs w:val="20"/>
+        </w:rPr>
+        <w:t>WHERE</w:t>
+      </w:r>
+      <w:r>
+        <w:rPr>
+          <w:sz w:val="20"/>
+          <w:szCs w:val="20"/>
+        </w:rPr>
+        <w:t xml:space="preserve"> film.film_id = inventory.film_id</w:t>
+      </w:r>
+    </w:p>
+    <w:p>
+      <w:pPr>
+        <w:spacing w:after="0"/>
+        <w:rPr>
+          <w:sz w:val="20"/>
+          <w:szCs w:val="20"/>
+        </w:rPr>
+      </w:pPr>
+      <w:r>
+        <w:rPr>
+          <w:sz w:val="20"/>
+          <w:szCs w:val="20"/>
+        </w:rPr>
+        <w:t xml:space="preserve">      </w:t>
+      </w:r>
+      <w:r>
+        <w:rPr>
+          <w:b/>
+          <w:bCs/>
+          <w:sz w:val="20"/>
+          <w:szCs w:val="20"/>
+        </w:rPr>
+        <w:t>AND</w:t>
+      </w:r>
+      <w:r>
+        <w:rPr>
+          <w:sz w:val="20"/>
+          <w:szCs w:val="20"/>
+        </w:rPr>
+        <w:t xml:space="preserve"> inventory.inventory_id = rental.inventory_id</w:t>
+      </w:r>
+    </w:p>
+    <w:p>
+      <w:pPr>
+        <w:spacing w:after="0"/>
+        <w:rPr>
+          <w:sz w:val="20"/>
+          <w:szCs w:val="20"/>
+        </w:rPr>
+      </w:pPr>
+      <w:r>
+        <w:rPr>
+          <w:sz w:val="20"/>
+          <w:szCs w:val="20"/>
+        </w:rPr>
+        <w:lastRenderedPageBreak/>
+        <w:t xml:space="preserve">      </w:t>
+      </w:r>
+      <w:r>
+        <w:rPr>
+          <w:b/>
+          <w:bCs/>
+          <w:sz w:val="20"/>
+          <w:szCs w:val="20"/>
+        </w:rPr>
+        <w:t>AND</w:t>
+      </w:r>
+      <w:r>
+        <w:rPr>
+          <w:sz w:val="20"/>
+          <w:szCs w:val="20"/>
+        </w:rPr>
+        <w:t xml:space="preserve"> rental.rental_date &lt;= p_effective_date</w:t>
+      </w:r>
+    </w:p>
+    <w:p>
+      <w:pPr>
+        <w:spacing w:after="0"/>
+        <w:rPr>
+          <w:sz w:val="20"/>
+          <w:szCs w:val="20"/>
+        </w:rPr>
+      </w:pPr>
+      <w:r>
+        <w:rPr>
+          <w:sz w:val="20"/>
+          <w:szCs w:val="20"/>
+        </w:rPr>
+        <w:t xml:space="preserve">      </w:t>
+      </w:r>
+      <w:r>
+        <w:rPr>
+          <w:b/>
+          <w:bCs/>
+          <w:sz w:val="20"/>
+          <w:szCs w:val="20"/>
+        </w:rPr>
+        <w:t>AND</w:t>
+      </w:r>
+      <w:r>
+        <w:rPr>
+          <w:sz w:val="20"/>
+          <w:szCs w:val="20"/>
+        </w:rPr>
+        <w:t xml:space="preserve"> rental.customer_id = p_customer_id;</w:t>
+      </w:r>
+    </w:p>
+    <w:p>
+      <w:pPr>
+        <w:spacing w:after="0"/>
+        <w:rPr>
+          <w:sz w:val="20"/>
+          <w:szCs w:val="20"/>
+        </w:rPr>
+      </w:pPr>
+    </w:p>
+    <w:p>
+      <w:pPr>
+        <w:spacing w:after="0"/>
+        <w:rPr>
+          <w:sz w:val="20"/>
+          <w:szCs w:val="20"/>
+        </w:rPr>
+      </w:pPr>
+      <w:r>
+        <w:rPr>
+          <w:sz w:val="20"/>
+          <w:szCs w:val="20"/>
+        </w:rPr>
+        <w:tab/>
+      </w:r>
+      <w:r>
+        <w:rPr>
+          <w:b/>
+          <w:bCs/>
+          <w:sz w:val="20"/>
+          <w:szCs w:val="20"/>
+        </w:rPr>
+        <w:t>SELECT</w:t>
+      </w:r>
+      <w:r>
+        <w:rPr>
+          <w:sz w:val="20"/>
+          <w:szCs w:val="20"/>
+        </w:rPr>
+        <w:t xml:space="preserve"> </w:t>
+      </w:r>
+      <w:r>
+        <w:rPr>
+          <w:b/>
+          <w:bCs/>
+          <w:sz w:val="20"/>
+          <w:szCs w:val="20"/>
+        </w:rPr>
+        <w:t>COALESCE</w:t>
+      </w:r>
+      <w:r>
+        <w:rPr>
+          <w:sz w:val="20"/>
+          <w:szCs w:val="20"/>
+        </w:rPr>
+        <w:t>(</w:t>
+      </w:r>
+      <w:r>
+        <w:rPr>
+          <w:b/>
+          <w:bCs/>
+          <w:sz w:val="20"/>
+          <w:szCs w:val="20"/>
+        </w:rPr>
+        <w:t>SUM</w:t>
+      </w:r>
+      <w:r>
+        <w:rPr>
+          <w:sz w:val="20"/>
+          <w:szCs w:val="20"/>
+        </w:rPr>
+        <w:t>(</w:t>
+      </w:r>
+      <w:r>
+        <w:rPr>
+          <w:b/>
+          <w:bCs/>
+          <w:sz w:val="20"/>
+          <w:szCs w:val="20"/>
+        </w:rPr>
+        <w:t>CASE</w:t>
+      </w:r>
+      <w:r>
+        <w:rPr>
+          <w:sz w:val="20"/>
+          <w:szCs w:val="20"/>
+        </w:rPr>
+        <w:t xml:space="preserve"> --3</w:t>
+      </w:r>
+    </w:p>
+    <w:p>
+      <w:pPr>
+        <w:spacing w:after="0"/>
+        <w:rPr>
+          <w:sz w:val="20"/>
+          <w:szCs w:val="20"/>
+        </w:rPr>
+      </w:pPr>
+      <w:r>
+        <w:rPr>
+          <w:sz w:val="20"/>
+          <w:szCs w:val="20"/>
+        </w:rPr>
+        <w:t xml:space="preserve">                           </w:t>
+      </w:r>
+      <w:r>
+        <w:rPr>
+          <w:b/>
+          <w:bCs/>
+          <w:sz w:val="20"/>
+          <w:szCs w:val="20"/>
+        </w:rPr>
+        <w:t>WHEN</w:t>
+      </w:r>
+      <w:r>
+        <w:rPr>
+          <w:sz w:val="20"/>
+          <w:szCs w:val="20"/>
+        </w:rPr>
+        <w:t xml:space="preserve"> (rental.return_date - rental.rental_date) &gt; (film.rental_duration * </w:t>
+      </w:r>
+      <w:r>
+        <w:rPr>
+          <w:b/>
+          <w:bCs/>
+          <w:sz w:val="20"/>
+          <w:szCs w:val="20"/>
+        </w:rPr>
+        <w:t>interval</w:t>
+      </w:r>
+      <w:r>
+        <w:rPr>
+          <w:sz w:val="20"/>
+          <w:szCs w:val="20"/>
+        </w:rPr>
+        <w:t xml:space="preserve"> '2 days')</w:t>
+      </w:r>
+    </w:p>
+    <w:p>
+      <w:pPr>
+        <w:spacing w:after="0"/>
+        <w:rPr>
+          <w:sz w:val="20"/>
+          <w:szCs w:val="20"/>
+        </w:rPr>
+      </w:pPr>
+      <w:r>
+        <w:rPr>
+          <w:sz w:val="20"/>
+          <w:szCs w:val="20"/>
+        </w:rPr>
+        <w:t xml:space="preserve">                           </w:t>
+      </w:r>
+      <w:r>
+        <w:rPr>
+          <w:b/>
+          <w:bCs/>
+          <w:sz w:val="20"/>
+          <w:szCs w:val="20"/>
+        </w:rPr>
+        <w:t>THEN</w:t>
+      </w:r>
+      <w:r>
+        <w:rPr>
+          <w:sz w:val="20"/>
+          <w:szCs w:val="20"/>
+        </w:rPr>
+        <w:t xml:space="preserve"> film.replacement_cost</w:t>
+      </w:r>
+    </w:p>
+    <w:p>
+      <w:pPr>
+        <w:spacing w:after="0"/>
+        <w:rPr>
+          <w:sz w:val="20"/>
+          <w:szCs w:val="20"/>
+        </w:rPr>
+      </w:pPr>
+      <w:r>
+        <w:rPr>
+          <w:sz w:val="20"/>
+          <w:szCs w:val="20"/>
+        </w:rPr>
+        <w:t xml:space="preserve">                           </w:t>
+      </w:r>
+      <w:r>
+        <w:rPr>
+          <w:b/>
+          <w:bCs/>
+          <w:sz w:val="20"/>
+          <w:szCs w:val="20"/>
+        </w:rPr>
+        <w:t>ELSE</w:t>
+      </w:r>
+      <w:r>
+        <w:rPr>
+          <w:sz w:val="20"/>
+          <w:szCs w:val="20"/>
+        </w:rPr>
+        <w:t xml:space="preserve"> 0</w:t>
+      </w:r>
+    </w:p>
+    <w:p>
+      <w:pPr>
+        <w:spacing w:after="0"/>
+        <w:rPr>
+          <w:sz w:val="20"/>
+          <w:szCs w:val="20"/>
+        </w:rPr>
+      </w:pPr>
+      <w:r>
+        <w:rPr>
+          <w:sz w:val="20"/>
+          <w:szCs w:val="20"/>
+        </w:rPr>
+        <w:t xml:space="preserve">                        </w:t>
+      </w:r>
+      <w:r>
+        <w:rPr>
+          <w:b/>
+          <w:bCs/>
+          <w:sz w:val="20"/>
+          <w:szCs w:val="20"/>
+        </w:rPr>
+        <w:t>END</w:t>
+      </w:r>
+      <w:r>
+        <w:rPr>
+          <w:sz w:val="20"/>
+          <w:szCs w:val="20"/>
+        </w:rPr>
+        <w:t xml:space="preserve">),0) </w:t>
+      </w:r>
+    </w:p>
+    <w:p>
+      <w:pPr>
+        <w:spacing w:after="0"/>
+        <w:rPr>
+          <w:sz w:val="20"/>
+          <w:szCs w:val="20"/>
+        </w:rPr>
+      </w:pPr>
+      <w:r>
+        <w:rPr>
+          <w:sz w:val="20"/>
+          <w:szCs w:val="20"/>
+        </w:rPr>
+        <w:t xml:space="preserve">    </w:t>
+      </w:r>
+      <w:r>
+        <w:rPr>
+          <w:b/>
+          <w:bCs/>
+          <w:sz w:val="20"/>
+          <w:szCs w:val="20"/>
+        </w:rPr>
+        <w:t>INTO</w:t>
+      </w:r>
+      <w:r>
+        <w:rPr>
+          <w:sz w:val="20"/>
+          <w:szCs w:val="20"/>
+        </w:rPr>
+        <w:t xml:space="preserve"> v_replacement_cost</w:t>
+      </w:r>
+    </w:p>
+    <w:p>
+      <w:pPr>
+        <w:spacing w:after="0"/>
+        <w:rPr>
+          <w:sz w:val="20"/>
+          <w:szCs w:val="20"/>
+        </w:rPr>
+      </w:pPr>
+      <w:r>
+        <w:rPr>
+          <w:sz w:val="20"/>
+          <w:szCs w:val="20"/>
+        </w:rPr>
+        <w:t xml:space="preserve">    </w:t>
+      </w:r>
+      <w:r>
+        <w:rPr>
+          <w:b/>
+          <w:bCs/>
+          <w:sz w:val="20"/>
+          <w:szCs w:val="20"/>
+        </w:rPr>
+        <w:t>FROM</w:t>
+      </w:r>
+      <w:r>
+        <w:rPr>
+          <w:sz w:val="20"/>
+          <w:szCs w:val="20"/>
+        </w:rPr>
+        <w:t xml:space="preserve"> rental, inventory, film</w:t>
+      </w:r>
+    </w:p>
+    <w:p>
+      <w:pPr>
+        <w:spacing w:after="0"/>
+        <w:rPr>
+          <w:sz w:val="20"/>
+          <w:szCs w:val="20"/>
+        </w:rPr>
+      </w:pPr>
+      <w:r>
+        <w:rPr>
+          <w:sz w:val="20"/>
+          <w:szCs w:val="20"/>
+        </w:rPr>
+        <w:t xml:space="preserve">    </w:t>
+      </w:r>
+      <w:r>
+        <w:rPr>
+          <w:b/>
+          <w:bCs/>
+          <w:sz w:val="20"/>
+          <w:szCs w:val="20"/>
+        </w:rPr>
+        <w:t>WHERE</w:t>
+      </w:r>
+      <w:r>
+        <w:rPr>
+          <w:sz w:val="20"/>
+          <w:szCs w:val="20"/>
+        </w:rPr>
+        <w:t xml:space="preserve"> film.film_id = inventory.film_id</w:t>
+      </w:r>
+    </w:p>
+    <w:p>
+      <w:pPr>
+        <w:spacing w:after="0"/>
+        <w:rPr>
+          <w:sz w:val="20"/>
+          <w:szCs w:val="20"/>
+        </w:rPr>
+      </w:pPr>
+      <w:r>
+        <w:rPr>
+          <w:sz w:val="20"/>
+          <w:szCs w:val="20"/>
+        </w:rPr>
+        <w:t xml:space="preserve">      </w:t>
+      </w:r>
+      <w:r>
+        <w:rPr>
+          <w:b/>
+          <w:bCs/>
+          <w:sz w:val="20"/>
+          <w:szCs w:val="20"/>
+        </w:rPr>
+        <w:t>AND</w:t>
+      </w:r>
+      <w:r>
+        <w:rPr>
+          <w:sz w:val="20"/>
+          <w:szCs w:val="20"/>
+        </w:rPr>
+        <w:t xml:space="preserve"> inventory.inventory_id = rental.inventory_id</w:t>
+      </w:r>
+    </w:p>
+    <w:p>
+      <w:pPr>
+        <w:spacing w:after="0"/>
+        <w:rPr>
+          <w:sz w:val="20"/>
+          <w:szCs w:val="20"/>
+        </w:rPr>
+      </w:pPr>
+      <w:r>
+        <w:rPr>
+          <w:sz w:val="20"/>
+          <w:szCs w:val="20"/>
+        </w:rPr>
+        <w:t xml:space="preserve">      </w:t>
+      </w:r>
+      <w:r>
+        <w:rPr>
+          <w:b/>
+          <w:bCs/>
+          <w:sz w:val="20"/>
+          <w:szCs w:val="20"/>
+        </w:rPr>
+        <w:t>AND</w:t>
+      </w:r>
+      <w:r>
+        <w:rPr>
+          <w:sz w:val="20"/>
+          <w:szCs w:val="20"/>
+        </w:rPr>
+        <w:t xml:space="preserve"> rental.rental_date &lt;= p_effective_date</w:t>
+      </w:r>
+    </w:p>
+    <w:p>
+      <w:pPr>
+        <w:spacing w:after="0"/>
+        <w:rPr>
+          <w:sz w:val="20"/>
+          <w:szCs w:val="20"/>
+        </w:rPr>
+      </w:pPr>
+      <w:r>
+        <w:rPr>
+          <w:sz w:val="20"/>
+          <w:szCs w:val="20"/>
+        </w:rPr>
+        <w:t xml:space="preserve">      </w:t>
+      </w:r>
+      <w:r>
+        <w:rPr>
+          <w:b/>
+          <w:bCs/>
+          <w:sz w:val="20"/>
+          <w:szCs w:val="20"/>
+        </w:rPr>
+        <w:t>AND</w:t>
+      </w:r>
+      <w:r>
+        <w:rPr>
+          <w:sz w:val="20"/>
+          <w:szCs w:val="20"/>
+        </w:rPr>
+        <w:t xml:space="preserve"> rental.customer_id = p_customer_id;</w:t>
+      </w:r>
+    </w:p>
+    <w:p>
+      <w:pPr>
+        <w:spacing w:after="0"/>
+        <w:rPr>
+          <w:sz w:val="20"/>
+          <w:szCs w:val="20"/>
+        </w:rPr>
+      </w:pPr>
+    </w:p>
+    <w:p>
+      <w:pPr>
+        <w:spacing w:after="0"/>
+        <w:rPr>
+          <w:sz w:val="20"/>
+          <w:szCs w:val="20"/>
+        </w:rPr>
+      </w:pPr>
+      <w:r>
+        <w:rPr>
+          <w:sz w:val="20"/>
+          <w:szCs w:val="20"/>
+        </w:rPr>
+        <w:t xml:space="preserve">    </w:t>
+      </w:r>
+      <w:r>
+        <w:rPr>
+          <w:b/>
+          <w:bCs/>
+          <w:sz w:val="20"/>
+          <w:szCs w:val="20"/>
+        </w:rPr>
+        <w:t>SELECT</w:t>
+      </w:r>
+      <w:r>
+        <w:rPr>
+          <w:sz w:val="20"/>
+          <w:szCs w:val="20"/>
+        </w:rPr>
+        <w:t xml:space="preserve"> </w:t>
+      </w:r>
+      <w:r>
+        <w:rPr>
+          <w:b/>
+          <w:bCs/>
+          <w:sz w:val="20"/>
+          <w:szCs w:val="20"/>
+        </w:rPr>
+        <w:t>COALESCE</w:t>
+      </w:r>
+      <w:r>
+        <w:rPr>
+          <w:sz w:val="20"/>
+          <w:szCs w:val="20"/>
+        </w:rPr>
+        <w:t>(</w:t>
+      </w:r>
+      <w:r>
+        <w:rPr>
+          <w:b/>
+          <w:bCs/>
+          <w:sz w:val="20"/>
+          <w:szCs w:val="20"/>
+        </w:rPr>
+        <w:t>SUM</w:t>
+      </w:r>
+      <w:r>
+        <w:rPr>
+          <w:sz w:val="20"/>
+          <w:szCs w:val="20"/>
+        </w:rPr>
+        <w:t xml:space="preserve">(payment.amount),0) </w:t>
+      </w:r>
+      <w:r>
+        <w:rPr>
+          <w:b/>
+          <w:bCs/>
+          <w:sz w:val="20"/>
+          <w:szCs w:val="20"/>
+        </w:rPr>
+        <w:t>INTO</w:t>
+      </w:r>
+      <w:r>
+        <w:rPr>
+          <w:sz w:val="20"/>
+          <w:szCs w:val="20"/>
+        </w:rPr>
+        <w:t xml:space="preserve"> v_payments -- 4</w:t>
+      </w:r>
+    </w:p>
+    <w:p>
+      <w:pPr>
+        <w:spacing w:after="0"/>
+        <w:rPr>
+          <w:sz w:val="20"/>
+          <w:szCs w:val="20"/>
+        </w:rPr>
+      </w:pPr>
+      <w:r>
+        <w:rPr>
+          <w:sz w:val="20"/>
+          <w:szCs w:val="20"/>
+        </w:rPr>
+        <w:t xml:space="preserve">    </w:t>
+      </w:r>
+      <w:r>
+        <w:rPr>
+          <w:b/>
+          <w:bCs/>
+          <w:sz w:val="20"/>
+          <w:szCs w:val="20"/>
+        </w:rPr>
+        <w:t>FROM</w:t>
+      </w:r>
+      <w:r>
+        <w:rPr>
+          <w:sz w:val="20"/>
+          <w:szCs w:val="20"/>
+        </w:rPr>
+        <w:t xml:space="preserve"> payment</w:t>
+      </w:r>
+    </w:p>
+    <w:p>
+      <w:pPr>
+        <w:spacing w:after="0"/>
+        <w:rPr>
+          <w:sz w:val="20"/>
+          <w:szCs w:val="20"/>
+        </w:rPr>
+      </w:pPr>
+      <w:r>
+        <w:rPr>
+          <w:sz w:val="20"/>
+          <w:szCs w:val="20"/>
+        </w:rPr>
+        <w:t xml:space="preserve">    </w:t>
+      </w:r>
+      <w:r>
+        <w:rPr>
+          <w:b/>
+          <w:bCs/>
+          <w:sz w:val="20"/>
+          <w:szCs w:val="20"/>
+        </w:rPr>
+        <w:t>WHERE</w:t>
+      </w:r>
+      <w:r>
+        <w:rPr>
+          <w:sz w:val="20"/>
+          <w:szCs w:val="20"/>
+        </w:rPr>
+        <w:t xml:space="preserve"> payment.payment_date &lt;= p_effective_date</w:t>
+      </w:r>
+    </w:p>
+    <w:p>
+      <w:pPr>
+        <w:spacing w:after="0"/>
+        <w:rPr>
+          <w:sz w:val="20"/>
+          <w:szCs w:val="20"/>
+        </w:rPr>
+      </w:pPr>
+      <w:r>
+        <w:rPr>
+          <w:sz w:val="20"/>
+          <w:szCs w:val="20"/>
+        </w:rPr>
+        <w:t xml:space="preserve">    </w:t>
+      </w:r>
+      <w:r>
+        <w:rPr>
+          <w:b/>
+          <w:bCs/>
+          <w:sz w:val="20"/>
+          <w:szCs w:val="20"/>
+        </w:rPr>
+        <w:t>AND</w:t>
+      </w:r>
+      <w:r>
+        <w:rPr>
+          <w:sz w:val="20"/>
+          <w:szCs w:val="20"/>
+        </w:rPr>
+        <w:t xml:space="preserve"> payment.customer_id = p_customer_id;</w:t>
+      </w:r>
+    </w:p>
+    <w:p>
+      <w:pPr>
+        <w:spacing w:after="0"/>
+        <w:rPr>
+          <w:sz w:val="20"/>
+          <w:szCs w:val="20"/>
+        </w:rPr>
+      </w:pPr>
+    </w:p>
+    <w:p>
+      <w:pPr>
+        <w:spacing w:after="0"/>
+        <w:rPr>
+          <w:sz w:val="20"/>
+          <w:szCs w:val="20"/>
+        </w:rPr>
+      </w:pPr>
+      <w:r>
+        <w:rPr>
+          <w:sz w:val="20"/>
+          <w:szCs w:val="20"/>
+        </w:rPr>
+        <w:t xml:space="preserve">    </w:t>
+      </w:r>
+      <w:r>
+        <w:rPr>
+          <w:b/>
+          <w:bCs/>
+          <w:sz w:val="20"/>
+          <w:szCs w:val="20"/>
+        </w:rPr>
+        <w:t>RETURN</w:t>
+      </w:r>
+      <w:r>
+        <w:rPr>
+          <w:sz w:val="20"/>
+          <w:szCs w:val="20"/>
+        </w:rPr>
+        <w:t xml:space="preserve"> v_rentfees + v_overfees + v_replacement_cost - v_payments;</w:t>
+      </w:r>
+    </w:p>
+    <w:p>
+      <w:pPr>
+        <w:spacing w:after="0"/>
+        <w:rPr>
+          <w:sz w:val="20"/>
+          <w:szCs w:val="20"/>
+        </w:rPr>
+      </w:pPr>
+      <w:r>
+        <w:rPr>
+          <w:b/>
+          <w:bCs/>
+          <w:sz w:val="20"/>
+          <w:szCs w:val="20"/>
+        </w:rPr>
+        <w:t>END</w:t>
+      </w:r>
+    </w:p>
+    <w:p>
+      <w:pPr>
+        <w:spacing w:after="0"/>
+        <w:rPr>
+          <w:sz w:val="20"/>
+          <w:szCs w:val="20"/>
+        </w:rPr>
+      </w:pPr>
+      <w:r>
+        <w:rPr>
+          <w:b/>
+          <w:bCs/>
+          <w:sz w:val="20"/>
+          <w:szCs w:val="20"/>
+        </w:rPr>
+        <w:t>$function$</w:t>
+      </w:r>
+    </w:p>
+    <w:p>
+      <w:pPr>
+        <w:spacing w:after="0"/>
+        <w:rPr>
+          <w:sz w:val="20"/>
+          <w:szCs w:val="20"/>
+        </w:rPr>
+      </w:pPr>
+      <w:r>
+        <w:rPr>
+          <w:sz w:val="20"/>
+          <w:szCs w:val="20"/>
+        </w:rPr>
+        <w:t>;</w:t>
+      </w:r>
+    </w:p>
+    <w:p>
+      <w:pPr>
+        <w:spacing w:after="0"/>
+        <w:rPr>
+          <w:sz w:val="20"/>
+          <w:szCs w:val="20"/>
+        </w:rPr>
+      </w:pPr>
+    </w:p>
+    <w:p>
+      <w:pPr>
+        <w:spacing w:after="0"/>
+        <w:rPr>
+          <w:sz w:val="20"/>
+          <w:szCs w:val="20"/>
+        </w:rPr>
+      </w:pPr>
+      <w:r>
+        <w:rPr>
+          <w:b/>
+          <w:bCs/>
+          <w:sz w:val="20"/>
+          <w:szCs w:val="20"/>
+        </w:rPr>
+        <w:t>SELECT</w:t>
+      </w:r>
+      <w:r>
+        <w:rPr>
+          <w:sz w:val="20"/>
+          <w:szCs w:val="20"/>
+        </w:rPr>
+        <w:t xml:space="preserve"> public.get_customer_balance_improved(</w:t>
+      </w:r>
+      <w:r>
+        <w:rPr>
+          <w:b/>
+          <w:bCs/>
+          <w:sz w:val="20"/>
+          <w:szCs w:val="20"/>
+        </w:rPr>
+        <w:t>:p_customer_id</w:t>
+      </w:r>
+      <w:r>
+        <w:rPr>
+          <w:sz w:val="20"/>
+          <w:szCs w:val="20"/>
         </w:rPr>
         <w:t xml:space="preserve">, </w:t>
       </w:r>
-      <w:proofErr w:type="spellStart"/>
-      <w:r>
-        <w:rPr>
-          <w:sz w:val="32"/>
-          <w:szCs w:val="32"/>
-        </w:rPr>
-        <w:t>inventory_in_stock</w:t>
-      </w:r>
-      <w:proofErr w:type="spellEnd"/>
-      <w:r>
-        <w:rPr>
-          <w:sz w:val="32"/>
-          <w:szCs w:val="32"/>
-        </w:rPr>
-        <w:t xml:space="preserve">, </w:t>
-      </w:r>
-      <w:proofErr w:type="spellStart"/>
-      <w:r>
-        <w:rPr>
-          <w:sz w:val="32"/>
-          <w:szCs w:val="32"/>
-        </w:rPr>
-        <w:t>get_customer_balance</w:t>
-      </w:r>
-      <w:proofErr w:type="spellEnd"/>
-      <w:r>
-        <w:rPr>
-          <w:sz w:val="32"/>
-          <w:szCs w:val="32"/>
-        </w:rPr>
-        <w:t xml:space="preserve">, </w:t>
-      </w:r>
-      <w:proofErr w:type="spellStart"/>
-      <w:r>
-        <w:rPr>
-          <w:sz w:val="32"/>
-          <w:szCs w:val="32"/>
-        </w:rPr>
-        <w:t>inventory_held_by_customer</w:t>
-      </w:r>
-      <w:proofErr w:type="spellEnd"/>
-      <w:r>
-        <w:rPr>
-          <w:sz w:val="32"/>
-          <w:szCs w:val="32"/>
-        </w:rPr>
-        <w:t xml:space="preserve">, </w:t>
-      </w:r>
-      <w:proofErr w:type="spellStart"/>
-      <w:r>
-        <w:rPr>
-          <w:sz w:val="32"/>
-          <w:szCs w:val="32"/>
-        </w:rPr>
-        <w:t>rewards_report</w:t>
-      </w:r>
-      <w:proofErr w:type="spellEnd"/>
-      <w:r>
-        <w:rPr>
-          <w:sz w:val="32"/>
-          <w:szCs w:val="32"/>
-        </w:rPr>
-        <w:t xml:space="preserve">, </w:t>
-      </w:r>
-      <w:proofErr w:type="spellStart"/>
-      <w:r>
-        <w:rPr>
-          <w:sz w:val="32"/>
-          <w:szCs w:val="32"/>
-        </w:rPr>
-        <w:t>last_day</w:t>
-      </w:r>
-      <w:proofErr w:type="spellEnd"/>
-      <w:r>
-        <w:rPr>
-          <w:sz w:val="32"/>
-          <w:szCs w:val="32"/>
-        </w:rPr>
-        <w:t xml:space="preserve">? You can find these functions in </w:t>
-      </w:r>
-      <w:proofErr w:type="spellStart"/>
-      <w:r>
-        <w:rPr>
-          <w:sz w:val="32"/>
-          <w:szCs w:val="32"/>
-        </w:rPr>
-        <w:t>dvd_rental</w:t>
-      </w:r>
-      <w:proofErr w:type="spellEnd"/>
-      <w:r>
-        <w:rPr>
-          <w:sz w:val="32"/>
-          <w:szCs w:val="32"/>
-        </w:rPr>
-        <w:t xml:space="preserve"> database.</w:t>
-      </w:r>
-    </w:p>
-    <w:p>
-      <w:pPr>
-        <w:rPr>
-          <w:sz w:val="32"/>
-          <w:szCs w:val="32"/>
-        </w:rPr>
-      </w:pPr>
-      <w:proofErr w:type="spellStart"/>
-      <w:r>
-        <w:rPr>
-          <w:sz w:val="32"/>
-          <w:szCs w:val="32"/>
-        </w:rPr>
-        <w:t>Film_in_stock</w:t>
-      </w:r>
-      <w:proofErr w:type="spellEnd"/>
-      <w:r>
-        <w:rPr>
-          <w:sz w:val="32"/>
-          <w:szCs w:val="32"/>
-        </w:rPr>
-        <w:t xml:space="preserve"> returns the count of currently available copies of the film.</w:t>
+      <w:r>
+        <w:rPr>
+          <w:b/>
+          <w:bCs/>
+          <w:sz w:val="20"/>
+          <w:szCs w:val="20"/>
+        </w:rPr>
+        <w:t>:p_effective_date</w:t>
+      </w:r>
+      <w:r>
+        <w:rPr>
+          <w:sz w:val="20"/>
+          <w:szCs w:val="20"/>
+        </w:rPr>
+        <w:t>);</w:t>
+      </w:r>
+    </w:p>
+    <w:p>
+      <w:pPr>
+        <w:rPr>
+          <w:sz w:val="32"/>
+          <w:szCs w:val="32"/>
+        </w:rPr>
+      </w:pPr>
+    </w:p>
+    <w:p>
+      <w:pPr>
+        <w:rPr>
+          <w:sz w:val="32"/>
+          <w:szCs w:val="32"/>
+        </w:rPr>
+      </w:pPr>
+      <w:r>
+        <w:rPr>
+          <w:sz w:val="32"/>
+          <w:szCs w:val="32"/>
+        </w:rPr>
+        <w:t xml:space="preserve">5. </w:t>
+      </w:r>
+      <w:r>
+        <w:rPr>
+          <w:sz w:val="32"/>
+          <w:szCs w:val="32"/>
+        </w:rPr>
+        <w:t>* How do ‘group_concat’ and ‘_group_concat’ functions work? (database creation script might help) Where are they used?</w:t>
+      </w:r>
+    </w:p>
+    <w:p>
+      <w:pPr>
+        <w:rPr>
+          <w:sz w:val="32"/>
+          <w:szCs w:val="32"/>
+        </w:rPr>
+      </w:pPr>
+      <w:r>
+        <w:rPr>
+          <w:sz w:val="32"/>
+          <w:szCs w:val="32"/>
+        </w:rPr>
+        <w:t xml:space="preserve">_group_concat function that </w:t>
+      </w:r>
+      <w:r>
+        <w:rPr>
+          <w:sz w:val="32"/>
+          <w:szCs w:val="32"/>
+        </w:rPr>
+        <w:t>concatenate</w:t>
+      </w:r>
+      <w:r>
+        <w:rPr>
+          <w:sz w:val="32"/>
+          <w:szCs w:val="32"/>
+        </w:rPr>
+        <w:t xml:space="preserve"> 2 variables (TEXTs) if 1 of them null return that one with value, or both of them if they are not null.</w:t>
+      </w:r>
+    </w:p>
+    <w:p>
+      <w:pPr>
+        <w:rPr>
+          <w:sz w:val="32"/>
+          <w:szCs w:val="32"/>
+        </w:rPr>
+      </w:pPr>
+      <w:r>
+        <w:rPr>
+          <w:sz w:val="32"/>
+          <w:szCs w:val="32"/>
+        </w:rPr>
+        <w:t xml:space="preserve">group_concat is aggregate function and </w:t>
+      </w:r>
+      <w:r>
+        <w:rPr>
+          <w:sz w:val="32"/>
+          <w:szCs w:val="32"/>
+        </w:rPr>
+        <w:t>its</w:t>
+      </w:r>
+      <w:r>
+        <w:rPr>
+          <w:sz w:val="32"/>
+          <w:szCs w:val="32"/>
+        </w:rPr>
+        <w:t xml:space="preserve"> SFUNC = _group_concat that means group_concat will execute _group_concat function. Used with group by to return text with all values inside this group.</w:t>
+      </w:r>
+    </w:p>
+    <w:p>
+      <w:pPr>
+        <w:rPr>
+          <w:sz w:val="32"/>
+          <w:szCs w:val="32"/>
+        </w:rPr>
+      </w:pPr>
+      <w:r>
+        <w:rPr>
+          <w:sz w:val="32"/>
+          <w:szCs w:val="32"/>
+        </w:rPr>
+        <w:t xml:space="preserve">For example, </w:t>
+      </w:r>
+      <w:r>
+        <w:rPr>
+          <w:sz w:val="32"/>
+          <w:szCs w:val="32"/>
+        </w:rPr>
+        <w:t xml:space="preserve">select film_category, group_concat(title) from film group by film_category will return something like </w:t>
+      </w:r>
+      <w:r>
+        <w:rPr>
+          <w:sz w:val="32"/>
+          <w:szCs w:val="32"/>
+        </w:rPr>
+        <w:br/>
+      </w:r>
+      <w:r>
+        <w:rPr>
+          <w:sz w:val="32"/>
+          <w:szCs w:val="32"/>
+        </w:rPr>
+        <w:t>Action: Die Hard, Gladiator, John Wick, Mad Max: Fury Road, The Dark Knight</w:t>
       </w:r>
     </w:p>
     <w:p>
@@ -191,401 +4263,13 @@
           <w:lang w:val="ru-RU"/>
         </w:rPr>
       </w:pPr>
-      <w:proofErr w:type="spellStart"/>
-      <w:r>
-        <w:rPr>
-          <w:sz w:val="32"/>
-          <w:szCs w:val="32"/>
-        </w:rPr>
-        <w:t>Film_not_in_stock</w:t>
-      </w:r>
-      <w:proofErr w:type="spellEnd"/>
-      <w:r>
-        <w:rPr>
-          <w:sz w:val="32"/>
-          <w:szCs w:val="32"/>
-        </w:rPr>
-        <w:t xml:space="preserve"> returns the count of unavailable copies of the film.</w:t>
-      </w:r>
-    </w:p>
-    <w:p>
-      <w:pPr>
-        <w:rPr>
-          <w:sz w:val="32"/>
-          <w:szCs w:val="32"/>
-        </w:rPr>
-      </w:pPr>
-      <w:proofErr w:type="spellStart"/>
-      <w:r>
-        <w:rPr>
-          <w:sz w:val="32"/>
-          <w:szCs w:val="32"/>
-        </w:rPr>
-        <w:t>Inventory_in_stock</w:t>
-      </w:r>
-      <w:proofErr w:type="spellEnd"/>
-      <w:r>
-        <w:rPr>
-          <w:sz w:val="32"/>
-          <w:szCs w:val="32"/>
-        </w:rPr>
-        <w:t xml:space="preserve"> checking is inventory available for rental if true we have it, if false </w:t>
-      </w:r>
-      <w:proofErr w:type="spellStart"/>
-      <w:r>
-        <w:rPr>
-          <w:sz w:val="32"/>
-          <w:szCs w:val="32"/>
-        </w:rPr>
-        <w:t>its</w:t>
-      </w:r>
-      <w:proofErr w:type="spellEnd"/>
-      <w:r>
-        <w:rPr>
-          <w:sz w:val="32"/>
-          <w:szCs w:val="32"/>
-        </w:rPr>
-        <w:t xml:space="preserve"> in rental.</w:t>
-      </w:r>
-    </w:p>
-    <w:p>
-      <w:pPr>
-        <w:rPr>
-          <w:sz w:val="32"/>
-          <w:szCs w:val="32"/>
-          <w:lang w:val="ru-RU"/>
-        </w:rPr>
-      </w:pPr>
-      <w:proofErr w:type="spellStart"/>
-      <w:r>
-        <w:rPr>
-          <w:sz w:val="32"/>
-          <w:szCs w:val="32"/>
-        </w:rPr>
-        <w:t>get_customer_balance</w:t>
-      </w:r>
-      <w:proofErr w:type="spellEnd"/>
-      <w:r>
-        <w:rPr>
-          <w:sz w:val="32"/>
-          <w:szCs w:val="32"/>
-        </w:rPr>
-        <w:t xml:space="preserve"> - calculates the amount of all customer payments up to the specified data.</w:t>
-      </w:r>
-    </w:p>
-    <w:p>
-      <w:pPr>
-        <w:rPr>
-          <w:sz w:val="32"/>
-          <w:szCs w:val="32"/>
-        </w:rPr>
-      </w:pPr>
-      <w:proofErr w:type="spellStart"/>
-      <w:r>
-        <w:rPr>
-          <w:sz w:val="32"/>
-          <w:szCs w:val="32"/>
-        </w:rPr>
-        <w:t>inventory_held_by_customer</w:t>
-      </w:r>
-      <w:proofErr w:type="spellEnd"/>
-      <w:r>
-        <w:rPr>
-          <w:sz w:val="32"/>
-          <w:szCs w:val="32"/>
-        </w:rPr>
-        <w:t xml:space="preserve"> </w:t>
-      </w:r>
-      <w:r>
-        <w:rPr>
-          <w:sz w:val="32"/>
-          <w:szCs w:val="32"/>
-        </w:rPr>
-        <w:t>checks if inventory is rented by customer returns customer id if no returns null.</w:t>
-      </w:r>
-    </w:p>
-    <w:p>
-      <w:pPr>
-        <w:rPr>
-          <w:sz w:val="32"/>
-          <w:szCs w:val="32"/>
-        </w:rPr>
-      </w:pPr>
-      <w:proofErr w:type="spellStart"/>
-      <w:r>
-        <w:rPr>
-          <w:sz w:val="32"/>
-          <w:szCs w:val="32"/>
-        </w:rPr>
-        <w:t>Rewards_report</w:t>
-      </w:r>
-      <w:proofErr w:type="spellEnd"/>
-      <w:r>
-        <w:rPr>
-          <w:sz w:val="32"/>
-          <w:szCs w:val="32"/>
-        </w:rPr>
-        <w:t xml:space="preserve"> </w:t>
-      </w:r>
-      <w:r>
-        <w:rPr>
-          <w:sz w:val="32"/>
-          <w:szCs w:val="32"/>
-        </w:rPr>
-        <w:t>a report on the specified minimum data on purchases and invested money to reward customers, that is, this report makes it possible to find the most active customers</w:t>
-      </w:r>
-      <w:r>
-        <w:rPr>
-          <w:sz w:val="32"/>
-          <w:szCs w:val="32"/>
-        </w:rPr>
-        <w:t>.</w:t>
-      </w:r>
-    </w:p>
-    <w:p>
-      <w:pPr>
-        <w:rPr>
-          <w:sz w:val="32"/>
-          <w:szCs w:val="32"/>
-        </w:rPr>
-      </w:pPr>
-      <w:proofErr w:type="spellStart"/>
-      <w:r>
-        <w:rPr>
-          <w:sz w:val="32"/>
-          <w:szCs w:val="32"/>
-        </w:rPr>
-        <w:t>Last_day</w:t>
-      </w:r>
-      <w:proofErr w:type="spellEnd"/>
-      <w:r>
-        <w:rPr>
-          <w:sz w:val="32"/>
-          <w:szCs w:val="32"/>
-        </w:rPr>
-        <w:t xml:space="preserve"> returns the last day of the month</w:t>
-      </w:r>
-      <w:r>
-        <w:rPr>
-          <w:sz w:val="32"/>
-          <w:szCs w:val="32"/>
-        </w:rPr>
-        <w:t>.</w:t>
-      </w:r>
-    </w:p>
-    <w:p>
-      <w:pPr>
-        <w:rPr>
-          <w:sz w:val="32"/>
-          <w:szCs w:val="32"/>
-        </w:rPr>
-      </w:pPr>
-      <w:r>
-        <w:rPr>
-          <w:sz w:val="32"/>
-          <w:szCs w:val="32"/>
-        </w:rPr>
-        <w:t xml:space="preserve">2. </w:t>
-      </w:r>
-      <w:r>
-        <w:rPr>
-          <w:sz w:val="32"/>
-          <w:szCs w:val="32"/>
-        </w:rPr>
-        <w:t>Why does ‘</w:t>
-      </w:r>
-      <w:proofErr w:type="spellStart"/>
-      <w:r>
-        <w:rPr>
-          <w:sz w:val="32"/>
-          <w:szCs w:val="32"/>
-        </w:rPr>
-        <w:t>rewards_report</w:t>
-      </w:r>
-      <w:proofErr w:type="spellEnd"/>
-      <w:r>
-        <w:rPr>
-          <w:sz w:val="32"/>
-          <w:szCs w:val="32"/>
-        </w:rPr>
-        <w:t>’ function return 0 rows? Correct and recreate the function, so that it's able to return rows properly.</w:t>
-      </w:r>
-    </w:p>
-    <w:p>
-      <w:pPr>
-        <w:rPr>
-          <w:sz w:val="32"/>
-          <w:szCs w:val="32"/>
-        </w:rPr>
-      </w:pPr>
-      <w:r>
-        <w:rPr>
-          <w:sz w:val="32"/>
-          <w:szCs w:val="32"/>
-        </w:rPr>
-        <w:t xml:space="preserve">The reason is in date, last purchases was 7 years ago, so replacing it with date from 2017 it will return rows. </w:t>
-      </w:r>
-    </w:p>
-    <w:p>
-      <w:pPr>
-        <w:rPr>
-          <w:sz w:val="32"/>
-          <w:szCs w:val="32"/>
-        </w:rPr>
-      </w:pPr>
-      <w:r>
-        <w:rPr>
-          <w:sz w:val="32"/>
-          <w:szCs w:val="32"/>
-        </w:rPr>
-        <w:t xml:space="preserve">3. </w:t>
-      </w:r>
-      <w:r>
-        <w:rPr>
-          <w:sz w:val="32"/>
-          <w:szCs w:val="32"/>
-        </w:rPr>
-        <w:t xml:space="preserve">Is there any function that can potentially be removed from the </w:t>
-      </w:r>
-      <w:proofErr w:type="spellStart"/>
-      <w:r>
-        <w:rPr>
-          <w:sz w:val="32"/>
-          <w:szCs w:val="32"/>
-        </w:rPr>
-        <w:t>dvd_rental</w:t>
-      </w:r>
-      <w:proofErr w:type="spellEnd"/>
-      <w:r>
-        <w:rPr>
-          <w:sz w:val="32"/>
-          <w:szCs w:val="32"/>
-        </w:rPr>
-        <w:t xml:space="preserve"> codebase? If so, which one and why?</w:t>
-      </w:r>
-    </w:p>
-    <w:p>
-      <w:pPr>
-        <w:rPr>
-          <w:sz w:val="32"/>
-          <w:szCs w:val="32"/>
-        </w:rPr>
-      </w:pPr>
-      <w:proofErr w:type="spellStart"/>
-      <w:r>
-        <w:rPr>
-          <w:sz w:val="32"/>
-          <w:szCs w:val="32"/>
-        </w:rPr>
-        <w:t>Last_day</w:t>
-      </w:r>
-      <w:proofErr w:type="spellEnd"/>
-      <w:r>
-        <w:rPr>
-          <w:sz w:val="32"/>
-          <w:szCs w:val="32"/>
-        </w:rPr>
-        <w:t xml:space="preserve"> will be more useful if it will return only last day of current month with year, but because of manual input it is useless.</w:t>
-      </w:r>
-    </w:p>
-    <w:p>
-      <w:pPr>
-        <w:rPr>
-          <w:sz w:val="32"/>
-          <w:szCs w:val="32"/>
-        </w:rPr>
-      </w:pPr>
-      <w:r>
-        <w:rPr>
-          <w:sz w:val="32"/>
-          <w:szCs w:val="32"/>
-        </w:rPr>
-        <w:t xml:space="preserve">4. </w:t>
-      </w:r>
-      <w:r>
-        <w:rPr>
-          <w:sz w:val="32"/>
-          <w:szCs w:val="32"/>
-        </w:rPr>
-        <w:t>* The ‘</w:t>
-      </w:r>
-      <w:proofErr w:type="spellStart"/>
-      <w:r>
-        <w:rPr>
-          <w:sz w:val="32"/>
-          <w:szCs w:val="32"/>
-        </w:rPr>
-        <w:t>get_customer_balance</w:t>
-      </w:r>
-      <w:proofErr w:type="spellEnd"/>
-      <w:r>
-        <w:rPr>
-          <w:sz w:val="32"/>
-          <w:szCs w:val="32"/>
-        </w:rPr>
-        <w:t xml:space="preserve">’ function describes the business requirements for calculating the client balance. Unfortunately, not all </w:t>
-      </w:r>
       <w:r>
         <w:rPr>
           <w:sz w:val="32"/>
           <w:szCs w:val="32"/>
         </w:rPr>
         <w:lastRenderedPageBreak/>
-        <w:t>of them are implemented in this function. Try to change function using the requirements from the comments.</w:t>
-      </w:r>
-    </w:p>
-    <w:p>
-      <w:pPr>
-        <w:rPr>
-          <w:sz w:val="32"/>
-          <w:szCs w:val="32"/>
-        </w:rPr>
-      </w:pPr>
-      <w:r>
-        <w:rPr>
-          <w:sz w:val="32"/>
-          <w:szCs w:val="32"/>
-        </w:rPr>
-        <w:t xml:space="preserve">5. </w:t>
-      </w:r>
-      <w:r>
-        <w:rPr>
-          <w:sz w:val="32"/>
-          <w:szCs w:val="32"/>
-        </w:rPr>
-        <w:t>* How do ‘</w:t>
-      </w:r>
-      <w:proofErr w:type="spellStart"/>
-      <w:r>
-        <w:rPr>
-          <w:sz w:val="32"/>
-          <w:szCs w:val="32"/>
-        </w:rPr>
-        <w:t>group_concat</w:t>
-      </w:r>
-      <w:proofErr w:type="spellEnd"/>
-      <w:r>
-        <w:rPr>
-          <w:sz w:val="32"/>
-          <w:szCs w:val="32"/>
-        </w:rPr>
-        <w:t>’ and ‘_</w:t>
-      </w:r>
-      <w:proofErr w:type="spellStart"/>
-      <w:r>
-        <w:rPr>
-          <w:sz w:val="32"/>
-          <w:szCs w:val="32"/>
-        </w:rPr>
-        <w:t>group_concat</w:t>
-      </w:r>
-      <w:proofErr w:type="spellEnd"/>
-      <w:r>
-        <w:rPr>
-          <w:sz w:val="32"/>
-          <w:szCs w:val="32"/>
-        </w:rPr>
-        <w:t>’ functions work? (database creation script might help) Where are they used?</w:t>
+        <w:t>Comedy: 21 Jump Street, Bridesmaids, Step Brothers, Superbad, The Hangover</w:t>
       </w:r>
     </w:p>
     <w:p>
@@ -607,102 +4291,22 @@
           <w:sz w:val="32"/>
           <w:szCs w:val="32"/>
         </w:rPr>
-        <w:t>* What does ‘</w:t>
-      </w:r>
-      <w:proofErr w:type="spellStart"/>
-      <w:r>
-        <w:rPr>
-          <w:sz w:val="32"/>
-          <w:szCs w:val="32"/>
-        </w:rPr>
-        <w:t>last_updated</w:t>
-      </w:r>
-      <w:proofErr w:type="spellEnd"/>
-      <w:r>
-        <w:rPr>
-          <w:sz w:val="32"/>
-          <w:szCs w:val="32"/>
-        </w:rPr>
-        <w:t>’ function do? Where is it used?</w:t>
-      </w:r>
-    </w:p>
-    <w:p>
-      <w:pPr>
-        <w:rPr>
-          <w:sz w:val="32"/>
-          <w:szCs w:val="32"/>
-        </w:rPr>
-      </w:pPr>
-      <w:r>
-        <w:rPr>
-          <w:sz w:val="32"/>
-          <w:szCs w:val="32"/>
-        </w:rPr>
-        <w:t xml:space="preserve">It returns trigger that </w:t>
-      </w:r>
-      <w:proofErr w:type="spellStart"/>
-      <w:r>
-        <w:rPr>
-          <w:sz w:val="32"/>
-          <w:szCs w:val="32"/>
-        </w:rPr>
-        <w:t>affect</w:t>
-      </w:r>
-      <w:proofErr w:type="spellEnd"/>
-      <w:r>
-        <w:rPr>
-          <w:sz w:val="32"/>
-          <w:szCs w:val="32"/>
-        </w:rPr>
-        <w:t xml:space="preserve"> on all tables that have </w:t>
-      </w:r>
-      <w:proofErr w:type="spellStart"/>
-      <w:r>
-        <w:rPr>
-          <w:sz w:val="32"/>
-          <w:szCs w:val="32"/>
-        </w:rPr>
-        <w:t>last_update</w:t>
-      </w:r>
-      <w:proofErr w:type="spellEnd"/>
-      <w:r>
-        <w:rPr>
-          <w:sz w:val="32"/>
-          <w:szCs w:val="32"/>
-        </w:rPr>
-        <w:t xml:space="preserve"> for automatically change its date for </w:t>
-      </w:r>
-      <w:proofErr w:type="gramStart"/>
-      <w:r>
-        <w:rPr>
-          <w:sz w:val="32"/>
-          <w:szCs w:val="32"/>
-        </w:rPr>
-        <w:t>now(</w:t>
-      </w:r>
-      <w:proofErr w:type="gramEnd"/>
-      <w:r>
-        <w:rPr>
-          <w:sz w:val="32"/>
-          <w:szCs w:val="32"/>
-        </w:rPr>
-        <w:t xml:space="preserve">) whenever it is inserted or updated. It is used </w:t>
-      </w:r>
-      <w:proofErr w:type="gramStart"/>
-      <w:r>
-        <w:rPr>
-          <w:sz w:val="32"/>
-          <w:szCs w:val="32"/>
-        </w:rPr>
-        <w:t>in</w:t>
-      </w:r>
-      <w:proofErr w:type="gramEnd"/>
-      <w:r>
-        <w:rPr>
-          <w:sz w:val="32"/>
-          <w:szCs w:val="32"/>
-        </w:rPr>
-        <w:t xml:space="preserve"> all tables.</w:t>
+        <w:t>* What does ‘last_updated’ function do? Where is it used?</w:t>
+      </w:r>
+    </w:p>
+    <w:p>
+      <w:pPr>
+        <w:rPr>
+          <w:sz w:val="32"/>
+          <w:szCs w:val="32"/>
+        </w:rPr>
+      </w:pPr>
+      <w:r>
+        <w:rPr>
+          <w:sz w:val="32"/>
+          <w:szCs w:val="32"/>
+        </w:rPr>
+        <w:t>It returns trigger that affect on all tables that have last_update for automatically change its date for now() whenever it is inserted or updated. It is used in all tables.</w:t>
       </w:r>
     </w:p>
     <w:p>
@@ -724,39 +4328,1043 @@
           <w:sz w:val="32"/>
           <w:szCs w:val="32"/>
         </w:rPr>
-        <w:t xml:space="preserve">* What is </w:t>
-      </w:r>
-      <w:proofErr w:type="spellStart"/>
-      <w:r>
-        <w:rPr>
-          <w:sz w:val="32"/>
-          <w:szCs w:val="32"/>
-        </w:rPr>
-        <w:t>tmpSQL</w:t>
-      </w:r>
-      <w:proofErr w:type="spellEnd"/>
-      <w:r>
-        <w:rPr>
-          <w:sz w:val="32"/>
-          <w:szCs w:val="32"/>
-        </w:rPr>
-        <w:t xml:space="preserve"> variable for in ‘</w:t>
-      </w:r>
-      <w:proofErr w:type="spellStart"/>
-      <w:r>
-        <w:rPr>
-          <w:sz w:val="32"/>
-          <w:szCs w:val="32"/>
-        </w:rPr>
-        <w:t>rewards_report</w:t>
-      </w:r>
-      <w:proofErr w:type="spellEnd"/>
-      <w:r>
-        <w:rPr>
-          <w:sz w:val="32"/>
-          <w:szCs w:val="32"/>
-        </w:rPr>
-        <w:t>’ function? Can this function be recreated without EXECUTE statement and dynamic SQL? Why?</w:t>
+        <w:t>* What is tmpSQL variable for in ‘rewards_report’ function? Can this function be recreated without EXECUTE statement and dynamic SQL? Why?</w:t>
+      </w:r>
+    </w:p>
+    <w:p>
+      <w:pPr>
+        <w:rPr>
+          <w:sz w:val="32"/>
+          <w:szCs w:val="32"/>
+        </w:rPr>
+      </w:pPr>
+      <w:r>
+        <w:rPr>
+          <w:sz w:val="32"/>
+          <w:szCs w:val="32"/>
+        </w:rPr>
+        <w:t xml:space="preserve">tmpSQL </w:t>
+      </w:r>
+      <w:r>
+        <w:rPr>
+          <w:sz w:val="32"/>
+          <w:szCs w:val="32"/>
+        </w:rPr>
+        <w:t>variable</w:t>
+      </w:r>
+      <w:r>
+        <w:rPr>
+          <w:sz w:val="32"/>
+          <w:szCs w:val="32"/>
+        </w:rPr>
+        <w:t xml:space="preserve"> in rewards_report taken like a text with value of static queries. This function can be recreated without execute and tmpSQL variable, cause queries that inside of tmpSQL will be executed without calling EXECUTE, and data like </w:t>
+      </w:r>
+      <w:r>
+        <w:rPr>
+          <w:sz w:val="32"/>
+          <w:szCs w:val="32"/>
+        </w:rPr>
+        <w:t>min_dollar_amount_purchased</w:t>
+      </w:r>
+      <w:r>
+        <w:rPr>
+          <w:sz w:val="32"/>
+          <w:szCs w:val="32"/>
+        </w:rPr>
+        <w:t xml:space="preserve"> or </w:t>
+      </w:r>
+      <w:r>
+        <w:rPr>
+          <w:sz w:val="32"/>
+          <w:szCs w:val="32"/>
+        </w:rPr>
+        <w:t>last_month_start</w:t>
+      </w:r>
+      <w:r>
+        <w:rPr>
+          <w:sz w:val="32"/>
+          <w:szCs w:val="32"/>
+        </w:rPr>
+        <w:t>, that inside of tmpSQL with INSERT query will be change without problems.</w:t>
+      </w:r>
+    </w:p>
+    <w:p>
+      <w:pPr>
+        <w:rPr>
+          <w:sz w:val="32"/>
+          <w:szCs w:val="32"/>
+        </w:rPr>
+      </w:pPr>
+    </w:p>
+    <w:p>
+      <w:pPr>
+        <w:rPr>
+          <w:sz w:val="32"/>
+          <w:szCs w:val="32"/>
+        </w:rPr>
+      </w:pPr>
+      <w:r>
+        <w:rPr>
+          <w:sz w:val="32"/>
+          <w:szCs w:val="32"/>
+        </w:rPr>
+        <w:t>I removed all tmpSQL and EXECUTE and compared both of them original one and withouttmpsql they are equal.</w:t>
+      </w:r>
+    </w:p>
+    <w:p>
+      <w:r>
+        <w:rPr>
+          <w:b/>
+          <w:bCs/>
+        </w:rPr>
+        <w:t>CREATE</w:t>
+      </w:r>
+      <w:r>
+        <w:t xml:space="preserve"> </w:t>
+      </w:r>
+      <w:r>
+        <w:rPr>
+          <w:b/>
+          <w:bCs/>
+        </w:rPr>
+        <w:t>OR</w:t>
+      </w:r>
+      <w:r>
+        <w:t xml:space="preserve"> </w:t>
+      </w:r>
+      <w:r>
+        <w:rPr>
+          <w:b/>
+          <w:bCs/>
+        </w:rPr>
+        <w:t>REPLACE</w:t>
+      </w:r>
+      <w:r>
+        <w:t xml:space="preserve"> </w:t>
+      </w:r>
+      <w:r>
+        <w:rPr>
+          <w:b/>
+          <w:bCs/>
+        </w:rPr>
+        <w:t>FUNCTION</w:t>
+      </w:r>
+      <w:r>
+        <w:t xml:space="preserve"> public.rewards_report_withoutmpsql(min_monthly_purchases </w:t>
+      </w:r>
+      <w:r>
+        <w:rPr>
+          <w:b/>
+          <w:bCs/>
+        </w:rPr>
+        <w:t>integer</w:t>
+      </w:r>
+      <w:r>
+        <w:t xml:space="preserve">, min_dollar_amount_purchased </w:t>
+      </w:r>
+      <w:r>
+        <w:rPr>
+          <w:b/>
+          <w:bCs/>
+        </w:rPr>
+        <w:t>numeric</w:t>
+      </w:r>
+      <w:r>
+        <w:t>)</w:t>
+      </w:r>
+    </w:p>
+    <w:p>
+      <w:r>
+        <w:t xml:space="preserve"> </w:t>
+      </w:r>
+      <w:r>
+        <w:rPr>
+          <w:b/>
+          <w:bCs/>
+        </w:rPr>
+        <w:t>RETURNS</w:t>
+      </w:r>
+      <w:r>
+        <w:t xml:space="preserve"> </w:t>
+      </w:r>
+      <w:r>
+        <w:rPr>
+          <w:b/>
+          <w:bCs/>
+        </w:rPr>
+        <w:t>SETOF</w:t>
+      </w:r>
+      <w:r>
+        <w:t xml:space="preserve"> customer</w:t>
+      </w:r>
+    </w:p>
+    <w:p>
+      <w:r>
+        <w:t xml:space="preserve"> </w:t>
+      </w:r>
+      <w:r>
+        <w:rPr>
+          <w:b/>
+          <w:bCs/>
+        </w:rPr>
+        <w:t>LANGUAGE</w:t>
+      </w:r>
+      <w:r>
+        <w:t xml:space="preserve"> plpgsql</w:t>
+      </w:r>
+    </w:p>
+    <w:p>
+      <w:r>
+        <w:t xml:space="preserve"> </w:t>
+      </w:r>
+      <w:r>
+        <w:rPr>
+          <w:b/>
+          <w:bCs/>
+        </w:rPr>
+        <w:t>SECURITY</w:t>
+      </w:r>
+      <w:r>
+        <w:t xml:space="preserve"> </w:t>
+      </w:r>
+      <w:r>
+        <w:rPr>
+          <w:b/>
+          <w:bCs/>
+        </w:rPr>
+        <w:t>DEFINER</w:t>
+      </w:r>
+    </w:p>
+    <w:p>
+      <w:r>
+        <w:rPr>
+          <w:b/>
+          <w:bCs/>
+        </w:rPr>
+        <w:t>AS</w:t>
+      </w:r>
+      <w:r>
+        <w:t xml:space="preserve"> </w:t>
+      </w:r>
+      <w:r>
+        <w:rPr>
+          <w:b/>
+          <w:bCs/>
+        </w:rPr>
+        <w:t>$function$</w:t>
+      </w:r>
+    </w:p>
+    <w:p>
+      <w:r>
+        <w:rPr>
+          <w:b/>
+          <w:bCs/>
+        </w:rPr>
+        <w:t>DECLARE</w:t>
+      </w:r>
+    </w:p>
+    <w:p>
+      <w:r>
+        <w:t xml:space="preserve">    last_month_start </w:t>
+      </w:r>
+      <w:r>
+        <w:rPr>
+          <w:b/>
+          <w:bCs/>
+        </w:rPr>
+        <w:t>DATE</w:t>
+      </w:r>
+      <w:r>
+        <w:t>;</w:t>
+      </w:r>
+    </w:p>
+    <w:p>
+      <w:r>
+        <w:t xml:space="preserve">    last_month_end </w:t>
+      </w:r>
+      <w:r>
+        <w:rPr>
+          <w:b/>
+          <w:bCs/>
+        </w:rPr>
+        <w:t>DATE</w:t>
+      </w:r>
+      <w:r>
+        <w:t>;</w:t>
+      </w:r>
+    </w:p>
+    <w:p>
+      <w:r>
+        <w:t>rr RECORD;</w:t>
+      </w:r>
+    </w:p>
+    <w:p>
+      <w:r>
+        <w:t>--</w:t>
+      </w:r>
+      <w:r>
+        <w:t xml:space="preserve">tmpSQL </w:t>
+      </w:r>
+      <w:r>
+        <w:rPr>
+          <w:b/>
+          <w:bCs/>
+        </w:rPr>
+        <w:t>TEXT</w:t>
+      </w:r>
+      <w:r>
+        <w:t>;</w:t>
+      </w:r>
+    </w:p>
+    <w:p>
+      <w:r>
+        <w:rPr>
+          <w:b/>
+          <w:bCs/>
+        </w:rPr>
+        <w:lastRenderedPageBreak/>
+        <w:t>BEGIN</w:t>
+      </w:r>
+    </w:p>
+    <w:p/>
+    <w:p>
+      <w:r>
+        <w:t xml:space="preserve">    /* Some sanity checks... */</w:t>
+      </w:r>
+    </w:p>
+    <w:p>
+      <w:r>
+        <w:t xml:space="preserve">    </w:t>
+      </w:r>
+      <w:r>
+        <w:rPr>
+          <w:b/>
+          <w:bCs/>
+        </w:rPr>
+        <w:t>IF</w:t>
+      </w:r>
+      <w:r>
+        <w:t xml:space="preserve"> min_monthly_purchases = 0 </w:t>
+      </w:r>
+      <w:r>
+        <w:rPr>
+          <w:b/>
+          <w:bCs/>
+        </w:rPr>
+        <w:t>THEN</w:t>
+      </w:r>
+    </w:p>
+    <w:p>
+      <w:r>
+        <w:t xml:space="preserve">        </w:t>
+      </w:r>
+      <w:r>
+        <w:rPr>
+          <w:b/>
+          <w:bCs/>
+        </w:rPr>
+        <w:t>RAISE</w:t>
+      </w:r>
+      <w:r>
+        <w:t xml:space="preserve"> </w:t>
+      </w:r>
+      <w:r>
+        <w:rPr>
+          <w:b/>
+          <w:bCs/>
+        </w:rPr>
+        <w:t>EXCEPTION</w:t>
+      </w:r>
+      <w:r>
+        <w:t xml:space="preserve"> 'Minimum monthly purchases parameter must be &gt; 0';</w:t>
+      </w:r>
+    </w:p>
+    <w:p>
+      <w:r>
+        <w:t xml:space="preserve">    </w:t>
+      </w:r>
+      <w:r>
+        <w:rPr>
+          <w:b/>
+          <w:bCs/>
+        </w:rPr>
+        <w:t>END</w:t>
+      </w:r>
+      <w:r>
+        <w:t xml:space="preserve"> </w:t>
+      </w:r>
+      <w:r>
+        <w:rPr>
+          <w:b/>
+          <w:bCs/>
+        </w:rPr>
+        <w:t>IF</w:t>
+      </w:r>
+      <w:r>
+        <w:t>;</w:t>
+      </w:r>
+    </w:p>
+    <w:p>
+      <w:r>
+        <w:t xml:space="preserve">    </w:t>
+      </w:r>
+      <w:r>
+        <w:rPr>
+          <w:b/>
+          <w:bCs/>
+        </w:rPr>
+        <w:t>IF</w:t>
+      </w:r>
+      <w:r>
+        <w:t xml:space="preserve"> min_dollar_amount_purchased = 0.00 </w:t>
+      </w:r>
+      <w:r>
+        <w:rPr>
+          <w:b/>
+          <w:bCs/>
+        </w:rPr>
+        <w:t>THEN</w:t>
+      </w:r>
+    </w:p>
+    <w:p>
+      <w:r>
+        <w:t xml:space="preserve">        </w:t>
+      </w:r>
+      <w:r>
+        <w:rPr>
+          <w:b/>
+          <w:bCs/>
+        </w:rPr>
+        <w:t>RAISE</w:t>
+      </w:r>
+      <w:r>
+        <w:t xml:space="preserve"> </w:t>
+      </w:r>
+      <w:r>
+        <w:rPr>
+          <w:b/>
+          <w:bCs/>
+        </w:rPr>
+        <w:t>EXCEPTION</w:t>
+      </w:r>
+      <w:r>
+        <w:t xml:space="preserve"> 'Minimum monthly dollar amount purchased parameter must be &gt; $0.00';</w:t>
+      </w:r>
+    </w:p>
+    <w:p>
+      <w:r>
+        <w:t xml:space="preserve">    </w:t>
+      </w:r>
+      <w:r>
+        <w:rPr>
+          <w:b/>
+          <w:bCs/>
+        </w:rPr>
+        <w:t>END</w:t>
+      </w:r>
+      <w:r>
+        <w:t xml:space="preserve"> </w:t>
+      </w:r>
+      <w:r>
+        <w:rPr>
+          <w:b/>
+          <w:bCs/>
+        </w:rPr>
+        <w:t>IF</w:t>
+      </w:r>
+      <w:r>
+        <w:t>;</w:t>
+      </w:r>
+    </w:p>
+    <w:p/>
+    <w:p>
+      <w:r>
+        <w:t xml:space="preserve">    last_month_start := '2017-01-01'::</w:t>
+      </w:r>
+      <w:r>
+        <w:rPr>
+          <w:b/>
+          <w:bCs/>
+        </w:rPr>
+        <w:t>DATE</w:t>
+      </w:r>
+      <w:r>
+        <w:t>;</w:t>
+      </w:r>
+    </w:p>
+    <w:p>
+      <w:r>
+        <w:t xml:space="preserve">    last_month_start := </w:t>
+      </w:r>
+      <w:r>
+        <w:rPr>
+          <w:b/>
+          <w:bCs/>
+        </w:rPr>
+        <w:t>to_date</w:t>
+      </w:r>
+      <w:r>
+        <w:t>((</w:t>
+      </w:r>
+      <w:r>
+        <w:rPr>
+          <w:b/>
+          <w:bCs/>
+        </w:rPr>
+        <w:t>extract</w:t>
+      </w:r>
+      <w:r>
+        <w:t>(</w:t>
+      </w:r>
+      <w:r>
+        <w:rPr>
+          <w:b/>
+          <w:bCs/>
+        </w:rPr>
+        <w:t>YEAR</w:t>
+      </w:r>
+      <w:r>
+        <w:t xml:space="preserve"> </w:t>
+      </w:r>
+      <w:r>
+        <w:rPr>
+          <w:b/>
+          <w:bCs/>
+        </w:rPr>
+        <w:t>FROM</w:t>
+      </w:r>
+      <w:r>
+        <w:t xml:space="preserve"> last_month_start) || '-' || </w:t>
+      </w:r>
+      <w:r>
+        <w:rPr>
+          <w:b/>
+          <w:bCs/>
+        </w:rPr>
+        <w:t>extract</w:t>
+      </w:r>
+      <w:r>
+        <w:t>(</w:t>
+      </w:r>
+      <w:r>
+        <w:rPr>
+          <w:b/>
+          <w:bCs/>
+        </w:rPr>
+        <w:t>MONTH</w:t>
+      </w:r>
+      <w:r>
+        <w:t xml:space="preserve"> </w:t>
+      </w:r>
+      <w:r>
+        <w:rPr>
+          <w:b/>
+          <w:bCs/>
+        </w:rPr>
+        <w:t>FROM</w:t>
+      </w:r>
+      <w:r>
+        <w:t xml:space="preserve"> last_month_start) || '-01'),'YYYY-MM-DD');</w:t>
+      </w:r>
+    </w:p>
+    <w:p>
+      <w:r>
+        <w:t xml:space="preserve">    last_month_end := LAST_DAY(last_month_start);</w:t>
+      </w:r>
+    </w:p>
+    <w:p/>
+    <w:p>
+      <w:r>
+        <w:t xml:space="preserve">    /*</w:t>
+      </w:r>
+    </w:p>
+    <w:p>
+      <w:r>
+        <w:t xml:space="preserve">    Create a temporary storage area for Customer IDs.</w:t>
+      </w:r>
+    </w:p>
+    <w:p>
+      <w:r>
+        <w:t xml:space="preserve">    */</w:t>
+      </w:r>
+    </w:p>
+    <w:p>
+      <w:r>
+        <w:t xml:space="preserve">    </w:t>
+      </w:r>
+      <w:r>
+        <w:rPr>
+          <w:b/>
+          <w:bCs/>
+        </w:rPr>
+        <w:t>CREATE</w:t>
+      </w:r>
+      <w:r>
+        <w:t xml:space="preserve"> </w:t>
+      </w:r>
+      <w:r>
+        <w:rPr>
+          <w:b/>
+          <w:bCs/>
+        </w:rPr>
+        <w:t>TEMPORARY</w:t>
+      </w:r>
+      <w:r>
+        <w:t xml:space="preserve"> </w:t>
+      </w:r>
+      <w:r>
+        <w:rPr>
+          <w:b/>
+          <w:bCs/>
+        </w:rPr>
+        <w:t>TABLE</w:t>
+      </w:r>
+      <w:r>
+        <w:t xml:space="preserve"> tmpCustomer (customer_id </w:t>
+      </w:r>
+      <w:r>
+        <w:rPr>
+          <w:b/>
+          <w:bCs/>
+        </w:rPr>
+        <w:t>INTEGER</w:t>
+      </w:r>
+      <w:r>
+        <w:t xml:space="preserve"> </w:t>
+      </w:r>
+      <w:r>
+        <w:rPr>
+          <w:b/>
+          <w:bCs/>
+        </w:rPr>
+        <w:t>NOT</w:t>
+      </w:r>
+      <w:r>
+        <w:t xml:space="preserve"> </w:t>
+      </w:r>
+      <w:r>
+        <w:rPr>
+          <w:b/>
+          <w:bCs/>
+        </w:rPr>
+        <w:t>NULL</w:t>
+      </w:r>
+      <w:r>
+        <w:t xml:space="preserve"> </w:t>
+      </w:r>
+      <w:r>
+        <w:rPr>
+          <w:b/>
+          <w:bCs/>
+        </w:rPr>
+        <w:t>PRIMARY</w:t>
+      </w:r>
+      <w:r>
+        <w:t xml:space="preserve"> </w:t>
+      </w:r>
+      <w:r>
+        <w:rPr>
+          <w:b/>
+          <w:bCs/>
+        </w:rPr>
+        <w:t>KEY</w:t>
+      </w:r>
+      <w:r>
+        <w:t>);</w:t>
+      </w:r>
+    </w:p>
+    <w:p/>
+    <w:p>
+      <w:r>
+        <w:t xml:space="preserve">    /*</w:t>
+      </w:r>
+    </w:p>
+    <w:p>
+      <w:r>
+        <w:t xml:space="preserve">    Find all customers meeting the monthly purchase requirements</w:t>
+      </w:r>
+    </w:p>
+    <w:p>
+      <w:r>
+        <w:t xml:space="preserve">    */</w:t>
+      </w:r>
+    </w:p>
+    <w:p/>
+    <w:p>
+      <w:r>
+        <w:t xml:space="preserve">    </w:t>
+      </w:r>
+      <w:r>
+        <w:rPr>
+          <w:b/>
+          <w:bCs/>
+        </w:rPr>
+        <w:t>INSERT</w:t>
+      </w:r>
+      <w:r>
+        <w:t xml:space="preserve"> </w:t>
+      </w:r>
+      <w:r>
+        <w:rPr>
+          <w:b/>
+          <w:bCs/>
+        </w:rPr>
+        <w:t>INTO</w:t>
+      </w:r>
+      <w:r>
+        <w:t xml:space="preserve"> tmpCustomer (customer_id)</w:t>
+      </w:r>
+    </w:p>
+    <w:p>
+      <w:r>
+        <w:t xml:space="preserve">        </w:t>
+      </w:r>
+      <w:r>
+        <w:rPr>
+          <w:b/>
+          <w:bCs/>
+        </w:rPr>
+        <w:t>SELECT</w:t>
+      </w:r>
+      <w:r>
+        <w:t xml:space="preserve"> p.customer_id</w:t>
+      </w:r>
+    </w:p>
+    <w:p>
+      <w:r>
+        <w:t xml:space="preserve">        </w:t>
+      </w:r>
+      <w:r>
+        <w:rPr>
+          <w:b/>
+          <w:bCs/>
+        </w:rPr>
+        <w:t>FROM</w:t>
+      </w:r>
+      <w:r>
+        <w:t xml:space="preserve"> payment </w:t>
+      </w:r>
+      <w:r>
+        <w:rPr>
+          <w:b/>
+          <w:bCs/>
+        </w:rPr>
+        <w:t>AS</w:t>
+      </w:r>
+      <w:r>
+        <w:t xml:space="preserve"> p</w:t>
+      </w:r>
+    </w:p>
+    <w:p>
+      <w:r>
+        <w:t xml:space="preserve">        </w:t>
+      </w:r>
+      <w:r>
+        <w:rPr>
+          <w:b/>
+          <w:bCs/>
+        </w:rPr>
+        <w:t>WHERE</w:t>
+      </w:r>
+      <w:r>
+        <w:t xml:space="preserve"> </w:t>
+      </w:r>
+      <w:r>
+        <w:rPr>
+          <w:b/>
+          <w:bCs/>
+        </w:rPr>
+        <w:t>DATE</w:t>
+      </w:r>
+      <w:r>
+        <w:t xml:space="preserve">(p.payment_date) </w:t>
+      </w:r>
+      <w:r>
+        <w:rPr>
+          <w:b/>
+          <w:bCs/>
+        </w:rPr>
+        <w:t>BETWEEN</w:t>
+      </w:r>
+      <w:r>
+        <w:t xml:space="preserve"> last_month_start  </w:t>
+      </w:r>
+      <w:r>
+        <w:rPr>
+          <w:b/>
+          <w:bCs/>
+        </w:rPr>
+        <w:t>AND</w:t>
+      </w:r>
+      <w:r>
+        <w:t xml:space="preserve"> last_month_end</w:t>
+      </w:r>
+    </w:p>
+    <w:p>
+      <w:r>
+        <w:t xml:space="preserve">        </w:t>
+      </w:r>
+      <w:r>
+        <w:rPr>
+          <w:b/>
+          <w:bCs/>
+        </w:rPr>
+        <w:t>GROUP</w:t>
+      </w:r>
+      <w:r>
+        <w:t xml:space="preserve"> </w:t>
+      </w:r>
+      <w:r>
+        <w:rPr>
+          <w:b/>
+          <w:bCs/>
+        </w:rPr>
+        <w:t>BY</w:t>
+      </w:r>
+      <w:r>
+        <w:t xml:space="preserve"> customer_id</w:t>
+      </w:r>
+    </w:p>
+    <w:p>
+      <w:r>
+        <w:t xml:space="preserve">        </w:t>
+      </w:r>
+      <w:r>
+        <w:rPr>
+          <w:b/>
+          <w:bCs/>
+        </w:rPr>
+        <w:t>HAVING</w:t>
+      </w:r>
+      <w:r>
+        <w:t xml:space="preserve"> </w:t>
+      </w:r>
+      <w:r>
+        <w:rPr>
+          <w:b/>
+          <w:bCs/>
+        </w:rPr>
+        <w:t>SUM</w:t>
+      </w:r>
+      <w:r>
+        <w:t>(p.amount) &gt; min_dollar_amount_purchased</w:t>
+      </w:r>
+    </w:p>
+    <w:p>
+      <w:r>
+        <w:lastRenderedPageBreak/>
+        <w:t xml:space="preserve">        </w:t>
+      </w:r>
+      <w:r>
+        <w:rPr>
+          <w:b/>
+          <w:bCs/>
+        </w:rPr>
+        <w:t>AND</w:t>
+      </w:r>
+      <w:r>
+        <w:t xml:space="preserve"> </w:t>
+      </w:r>
+      <w:r>
+        <w:rPr>
+          <w:b/>
+          <w:bCs/>
+        </w:rPr>
+        <w:t>COUNT</w:t>
+      </w:r>
+      <w:r>
+        <w:t>(customer_id) &gt;  min_monthly_purchases ;</w:t>
+      </w:r>
+    </w:p>
+    <w:p/>
+    <w:p>
+      <w:r>
+        <w:t>--    EXECUTE tmpSQL;</w:t>
+      </w:r>
+    </w:p>
+    <w:p/>
+    <w:p>
+      <w:r>
+        <w:t xml:space="preserve">    /*</w:t>
+      </w:r>
+    </w:p>
+    <w:p>
+      <w:r>
+        <w:t xml:space="preserve">    Output ALL customer information of matching rewardees.</w:t>
+      </w:r>
+    </w:p>
+    <w:p>
+      <w:r>
+        <w:t xml:space="preserve">    Customize output as needed.</w:t>
+      </w:r>
+    </w:p>
+    <w:p>
+      <w:r>
+        <w:t xml:space="preserve">    */</w:t>
+      </w:r>
+    </w:p>
+    <w:p>
+      <w:r>
+        <w:t xml:space="preserve">    </w:t>
+      </w:r>
+      <w:r>
+        <w:rPr>
+          <w:b/>
+          <w:bCs/>
+        </w:rPr>
+        <w:t>FOR</w:t>
+      </w:r>
+      <w:r>
+        <w:t xml:space="preserve"> rr </w:t>
+      </w:r>
+      <w:r>
+        <w:rPr>
+          <w:b/>
+          <w:bCs/>
+        </w:rPr>
+        <w:t>IN</w:t>
+      </w:r>
+      <w:r>
+        <w:t xml:space="preserve"> </w:t>
+      </w:r>
+      <w:r>
+        <w:rPr>
+          <w:b/>
+          <w:bCs/>
+        </w:rPr>
+        <w:t>EXECUTE</w:t>
+      </w:r>
+      <w:r>
+        <w:t xml:space="preserve"> 'SELECT c.* FROM tmpCustomer AS t INNER JOIN customer AS c ON t.customer_id = c.customer_id' </w:t>
+      </w:r>
+      <w:r>
+        <w:rPr>
+          <w:b/>
+          <w:bCs/>
+        </w:rPr>
+        <w:t>LOOP</w:t>
+      </w:r>
+    </w:p>
+    <w:p>
+      <w:r>
+        <w:t xml:space="preserve">        </w:t>
+      </w:r>
+      <w:r>
+        <w:rPr>
+          <w:b/>
+          <w:bCs/>
+        </w:rPr>
+        <w:t>RETURN</w:t>
+      </w:r>
+      <w:r>
+        <w:t xml:space="preserve"> </w:t>
+      </w:r>
+      <w:r>
+        <w:rPr>
+          <w:b/>
+          <w:bCs/>
+        </w:rPr>
+        <w:t>NEXT</w:t>
+      </w:r>
+      <w:r>
+        <w:t xml:space="preserve"> rr;</w:t>
+      </w:r>
+    </w:p>
+    <w:p>
+      <w:r>
+        <w:t xml:space="preserve">    </w:t>
+      </w:r>
+      <w:r>
+        <w:rPr>
+          <w:b/>
+          <w:bCs/>
+        </w:rPr>
+        <w:t>END</w:t>
+      </w:r>
+      <w:r>
+        <w:t xml:space="preserve"> </w:t>
+      </w:r>
+      <w:r>
+        <w:rPr>
+          <w:b/>
+          <w:bCs/>
+        </w:rPr>
+        <w:t>LOOP</w:t>
+      </w:r>
+      <w:r>
+        <w:t>;</w:t>
+      </w:r>
+    </w:p>
+    <w:p/>
+    <w:p>
+      <w:r>
+        <w:t xml:space="preserve">    /* Clean up */</w:t>
+      </w:r>
+    </w:p>
+    <w:p>
+      <w:r>
+        <w:t xml:space="preserve">    </w:t>
+      </w:r>
+      <w:r>
+        <w:rPr>
+          <w:b/>
+          <w:bCs/>
+        </w:rPr>
+        <w:t>DROP</w:t>
+      </w:r>
+      <w:r>
+        <w:t xml:space="preserve"> </w:t>
+      </w:r>
+      <w:r>
+        <w:rPr>
+          <w:b/>
+          <w:bCs/>
+        </w:rPr>
+        <w:t>TABLE</w:t>
+      </w:r>
+      <w:r>
+        <w:t xml:space="preserve"> tmpCustomer;</w:t>
+      </w:r>
+    </w:p>
+    <w:p>
+      <w:r>
+        <w:t>--    EXECUTE tmpSQL;</w:t>
+      </w:r>
+    </w:p>
+    <w:p/>
+    <w:p>
+      <w:r>
+        <w:rPr>
+          <w:b/>
+          <w:bCs/>
+        </w:rPr>
+        <w:t>RETURN</w:t>
+      </w:r>
+      <w:r>
+        <w:t>;</w:t>
+      </w:r>
+    </w:p>
+    <w:p>
+      <w:r>
+        <w:rPr>
+          <w:b/>
+          <w:bCs/>
+        </w:rPr>
+        <w:t>END</w:t>
+      </w:r>
+    </w:p>
+    <w:p>
+      <w:r>
+        <w:rPr>
+          <w:b/>
+          <w:bCs/>
+        </w:rPr>
+        <w:t>$function$</w:t>
+      </w:r>
+    </w:p>
+    <w:p>
+      <w:r>
+        <w:t>;</w:t>
       </w:r>
     </w:p>
     <w:p/>
@@ -773,9 +5381,9 @@
 <file path=word/numbering.xml><?xml version="1.0" encoding="utf-8"?>
 <w:numbering xmlns:wpc="http://schemas.microsoft.com/office/word/2010/wordprocessingCanvas" xmlns:cx="http://schemas.microsoft.com/office/drawing/2014/chartex" xmlns:cx1="http://schemas.microsoft.com/office/drawing/2015/9/8/chartex" xmlns:cx2="http://schemas.microsoft.com/office/drawing/2015/10/21/chartex" xmlns:cx3="http://schemas.microsoft.com/office/drawing/2016/5/9/chartex" xmlns:cx4="http://schemas.microsoft.com/office/drawing/2016/5/10/chartex" xmlns:cx5="http://schemas.microsoft.com/office/drawing/2016/5/11/chartex" xmlns:cx6="http://schemas.microsoft.com/office/drawing/2016/5/12/chartex" xmlns:cx7="http://schemas.microsoft.com/office/drawing/2016/5/13/chartex" xmlns:cx8="http://schemas.microsoft.com/office/drawing/2016/5/14/chartex" xmlns:mc="http://schemas.openxmlformats.org/markup-compatibility/2006" xmlns:aink="http://schemas.microsoft.com/office/drawing/2016/ink" xmlns:am3d="http://schemas.microsoft.com/office/drawing/2017/model3d" xmlns:o="urn:schemas-microsoft-com:office:office" xmlns:oel="http://schemas.microsoft.com/office/2019/extlst" xmlns:r="http://schemas.openxmlformats.org/officeDocument/2006/relationships" xmlns:m="http://schemas.openxmlformats.org/officeDocument/2006/math" xmlns:v="urn:schemas-microsoft-com:vml" xmlns:wp14="http://schemas.microsoft.com/office/word/2010/wordprocessingDrawing" xmlns:wp="http://schemas.openxmlformats.org/drawingml/2006/wordprocessingDrawing" xmlns:w10="urn:schemas-microsoft-com:office:word" xmlns:w="http://schemas.openxmlformats.org/wordprocessingml/2006/main" xmlns:w14="http://schemas.microsoft.com/office/word/2010/wordml" xmlns:w15="http://schemas.microsoft.com/office/word/2012/wordml" xmlns:w16cex="http://schemas.microsoft.com/office/word/2018/wordml/cex" xmlns:w16cid="http://schemas.microsoft.com/office/word/2016/wordml/cid" xmlns:w16="http://schemas.microsoft.com/office/word/2018/wordml" xmlns:w16du="http://schemas.microsoft.com/office/word/2023/wordml/word16du" xmlns:w16sdtdh="http://schemas.microsoft.com/office/word/2020/wordml/sdtdatahash" xmlns:w16se="http://schemas.microsoft.com/office/word/2015/wordml/symex" xmlns:wpg="http://schemas.microsoft.com/office/word/2010/wordprocessingGroup" xmlns:wpi="http://schemas.microsoft.com/office/word/2010/wordprocessingInk" xmlns:wne="http://schemas.microsoft.com/office/word/2006/wordml" xmlns:wps="http://schemas.microsoft.com/office/word/2010/wordprocessingShape" mc:Ignorable="w14 w15 w16se w16cid w16 w16cex w16sdtdh w16du wp14">
   <w:abstractNum w:abstractNumId="0" w15:restartNumberingAfterBreak="0">
-    <w:nsid w:val="196A35E9"/>
+    <w:nsid w:val="17F547DD"/>
     <w:multiLevelType w:val="multilevel"/>
-    <w:tmpl w:val="DFE03D86"/>
+    <w:tmpl w:val="77C06582"/>
     <w:lvl w:ilvl="0">
       <w:start w:val="1"/>
       <w:numFmt w:val="bullet"/>
@@ -922,6 +5530,155 @@
     </w:lvl>
   </w:abstractNum>
   <w:abstractNum w:abstractNumId="1" w15:restartNumberingAfterBreak="0">
+    <w:nsid w:val="196A35E9"/>
+    <w:multiLevelType w:val="multilevel"/>
+    <w:tmpl w:val="DFE03D86"/>
+    <w:lvl w:ilvl="0">
+      <w:start w:val="1"/>
+      <w:numFmt w:val="bullet"/>
+      <w:lvlText w:val=""/>
+      <w:lvlJc w:val="left"/>
+      <w:pPr>
+        <w:tabs>
+          <w:tab w:val="num" w:pos="720"/>
+        </w:tabs>
+        <w:ind w:left="720" w:hanging="360"/>
+      </w:pPr>
+      <w:rPr>
+        <w:rFonts w:ascii="Symbol" w:hAnsi="Symbol" w:hint="default"/>
+        <w:sz w:val="20"/>
+      </w:rPr>
+    </w:lvl>
+    <w:lvl w:ilvl="1" w:tentative="1">
+      <w:start w:val="1"/>
+      <w:numFmt w:val="bullet"/>
+      <w:lvlText w:val=""/>
+      <w:lvlJc w:val="left"/>
+      <w:pPr>
+        <w:tabs>
+          <w:tab w:val="num" w:pos="1440"/>
+        </w:tabs>
+        <w:ind w:left="1440" w:hanging="360"/>
+      </w:pPr>
+      <w:rPr>
+        <w:rFonts w:ascii="Symbol" w:hAnsi="Symbol" w:hint="default"/>
+        <w:sz w:val="20"/>
+      </w:rPr>
+    </w:lvl>
+    <w:lvl w:ilvl="2" w:tentative="1">
+      <w:start w:val="1"/>
+      <w:numFmt w:val="bullet"/>
+      <w:lvlText w:val=""/>
+      <w:lvlJc w:val="left"/>
+      <w:pPr>
+        <w:tabs>
+          <w:tab w:val="num" w:pos="2160"/>
+        </w:tabs>
+        <w:ind w:left="2160" w:hanging="360"/>
+      </w:pPr>
+      <w:rPr>
+        <w:rFonts w:ascii="Symbol" w:hAnsi="Symbol" w:hint="default"/>
+        <w:sz w:val="20"/>
+      </w:rPr>
+    </w:lvl>
+    <w:lvl w:ilvl="3" w:tentative="1">
+      <w:start w:val="1"/>
+      <w:numFmt w:val="bullet"/>
+      <w:lvlText w:val=""/>
+      <w:lvlJc w:val="left"/>
+      <w:pPr>
+        <w:tabs>
+          <w:tab w:val="num" w:pos="2880"/>
+        </w:tabs>
+        <w:ind w:left="2880" w:hanging="360"/>
+      </w:pPr>
+      <w:rPr>
+        <w:rFonts w:ascii="Symbol" w:hAnsi="Symbol" w:hint="default"/>
+        <w:sz w:val="20"/>
+      </w:rPr>
+    </w:lvl>
+    <w:lvl w:ilvl="4" w:tentative="1">
+      <w:start w:val="1"/>
+      <w:numFmt w:val="bullet"/>
+      <w:lvlText w:val=""/>
+      <w:lvlJc w:val="left"/>
+      <w:pPr>
+        <w:tabs>
+          <w:tab w:val="num" w:pos="3600"/>
+        </w:tabs>
+        <w:ind w:left="3600" w:hanging="360"/>
+      </w:pPr>
+      <w:rPr>
+        <w:rFonts w:ascii="Symbol" w:hAnsi="Symbol" w:hint="default"/>
+        <w:sz w:val="20"/>
+      </w:rPr>
+    </w:lvl>
+    <w:lvl w:ilvl="5" w:tentative="1">
+      <w:start w:val="1"/>
+      <w:numFmt w:val="bullet"/>
+      <w:lvlText w:val=""/>
+      <w:lvlJc w:val="left"/>
+      <w:pPr>
+        <w:tabs>
+          <w:tab w:val="num" w:pos="4320"/>
+        </w:tabs>
+        <w:ind w:left="4320" w:hanging="360"/>
+      </w:pPr>
+      <w:rPr>
+        <w:rFonts w:ascii="Symbol" w:hAnsi="Symbol" w:hint="default"/>
+        <w:sz w:val="20"/>
+      </w:rPr>
+    </w:lvl>
+    <w:lvl w:ilvl="6" w:tentative="1">
+      <w:start w:val="1"/>
+      <w:numFmt w:val="bullet"/>
+      <w:lvlText w:val=""/>
+      <w:lvlJc w:val="left"/>
+      <w:pPr>
+        <w:tabs>
+          <w:tab w:val="num" w:pos="5040"/>
+        </w:tabs>
+        <w:ind w:left="5040" w:hanging="360"/>
+      </w:pPr>
+      <w:rPr>
+        <w:rFonts w:ascii="Symbol" w:hAnsi="Symbol" w:hint="default"/>
+        <w:sz w:val="20"/>
+      </w:rPr>
+    </w:lvl>
+    <w:lvl w:ilvl="7" w:tentative="1">
+      <w:start w:val="1"/>
+      <w:numFmt w:val="bullet"/>
+      <w:lvlText w:val=""/>
+      <w:lvlJc w:val="left"/>
+      <w:pPr>
+        <w:tabs>
+          <w:tab w:val="num" w:pos="5760"/>
+        </w:tabs>
+        <w:ind w:left="5760" w:hanging="360"/>
+      </w:pPr>
+      <w:rPr>
+        <w:rFonts w:ascii="Symbol" w:hAnsi="Symbol" w:hint="default"/>
+        <w:sz w:val="20"/>
+      </w:rPr>
+    </w:lvl>
+    <w:lvl w:ilvl="8" w:tentative="1">
+      <w:start w:val="1"/>
+      <w:numFmt w:val="bullet"/>
+      <w:lvlText w:val=""/>
+      <w:lvlJc w:val="left"/>
+      <w:pPr>
+        <w:tabs>
+          <w:tab w:val="num" w:pos="6480"/>
+        </w:tabs>
+        <w:ind w:left="6480" w:hanging="360"/>
+      </w:pPr>
+      <w:rPr>
+        <w:rFonts w:ascii="Symbol" w:hAnsi="Symbol" w:hint="default"/>
+        <w:sz w:val="20"/>
+      </w:rPr>
+    </w:lvl>
+  </w:abstractNum>
+  <w:abstractNum w:abstractNumId="2" w15:restartNumberingAfterBreak="0">
     <w:nsid w:val="51A62609"/>
     <w:multiLevelType w:val="hybridMultilevel"/>
     <w:tmpl w:val="B9882354"/>
@@ -1011,9 +5768,12 @@
     </w:lvl>
   </w:abstractNum>
   <w:num w:numId="1" w16cid:durableId="245041134">
+    <w:abstractNumId w:val="2"/>
+  </w:num>
+  <w:num w:numId="2" w16cid:durableId="1351686391">
     <w:abstractNumId w:val="1"/>
   </w:num>
-  <w:num w:numId="2" w16cid:durableId="1351686391">
+  <w:num w:numId="3" w16cid:durableId="1459910263">
     <w:abstractNumId w:val="0"/>
   </w:num>
 </w:numbering>
